--- a/Team03_PRJ566_NCC_SDS_S26_WK08_github.docx
+++ b/Team03_PRJ566_NCC_SDS_S26_WK08_github.docx
@@ -1,6 +1,6 @@
 
 <file path=word/document.xml><?xml version="1.0" encoding="utf-8"?>
-<w:document xmlns:wpc="http://schemas.microsoft.com/office/word/2010/wordprocessingCanvas" xmlns:cx="http://schemas.microsoft.com/office/drawing/2014/chartex" xmlns:cx1="http://schemas.microsoft.com/office/drawing/2015/9/8/chartex" xmlns:cx2="http://schemas.microsoft.com/office/drawing/2015/10/21/chartex" xmlns:cx3="http://schemas.microsoft.com/office/drawing/2016/5/9/chartex" xmlns:cx4="http://schemas.microsoft.com/office/drawing/2016/5/10/chartex" xmlns:cx5="http://schemas.microsoft.com/office/drawing/2016/5/11/chartex" xmlns:cx6="http://schemas.microsoft.com/office/drawing/2016/5/12/chartex" xmlns:cx7="http://schemas.microsoft.com/office/drawing/2016/5/13/chartex" xmlns:cx8="http://schemas.microsoft.com/office/drawing/2016/5/14/chartex" xmlns:mc="http://schemas.openxmlformats.org/markup-compatibility/2006" xmlns:m="http://schemas.openxmlformats.org/officeDocument/2006/math" xmlns:aink="http://schemas.microsoft.com/office/drawing/2016/ink" xmlns:am3d="http://schemas.microsoft.com/office/drawing/2017/model3d" xmlns:oel="http://schemas.microsoft.com/office/2019/extlst" xmlns:r="http://schemas.openxmlformats.org/officeDocument/2006/relationships" xmlns:wp14="http://schemas.microsoft.com/office/word/2010/wordprocessingDrawing" xmlns:wp="http://schemas.openxmlformats.org/drawingml/2006/wordprocessingDrawing" xmlns:wpg="http://schemas.microsoft.com/office/word/2010/wordprocessingGroup" xmlns:wpi="http://schemas.microsoft.com/office/word/2010/wordprocessingInk" xmlns:wps="http://schemas.microsoft.com/office/word/2010/wordprocessingShape" xmlns:o="urn:schemas-microsoft-com:office:office" xmlns:v="urn:schemas-microsoft-com:vml" xmlns:w10="urn:schemas-microsoft-com:office:word" xmlns:w="http://schemas.openxmlformats.org/wordprocessingml/2006/main" xmlns:w14="http://schemas.microsoft.com/office/word/2010/wordml" xmlns:w15="http://schemas.microsoft.com/office/word/2012/wordml" xmlns:w16cei="http://schemas.microsoft.com/office/word/2026/wordml/cei" xmlns:w16cex="http://schemas.microsoft.com/office/word/2018/wordml/cex" xmlns:w16cid="http://schemas.microsoft.com/office/word/2016/wordml/cid" xmlns:w16="http://schemas.microsoft.com/office/word/2018/wordml" xmlns:w16sdtdh="http://schemas.microsoft.com/office/word/2020/wordml/sdtdatahash" xmlns:w16sdtfl="http://schemas.microsoft.com/office/word/2024/wordml/sdtformatlock" xmlns:w16se="http://schemas.microsoft.com/office/word/2015/wordml/symex" xmlns:w16du="http://schemas.microsoft.com/office/word/2023/wordml/word16du" xmlns:wne="http://schemas.microsoft.com/office/word/2006/wordml" mc:Ignorable="w14 w15 w16se w16cid w16 w16cex w16sdtdh w16sdtfl w16du wp14">
+<w:document xmlns:wpc="http://schemas.microsoft.com/office/word/2010/wordprocessingCanvas" xmlns:cx="http://schemas.microsoft.com/office/drawing/2014/chartex" xmlns:cx1="http://schemas.microsoft.com/office/drawing/2015/9/8/chartex" xmlns:cx2="http://schemas.microsoft.com/office/drawing/2015/10/21/chartex" xmlns:cx3="http://schemas.microsoft.com/office/drawing/2016/5/9/chartex" xmlns:cx4="http://schemas.microsoft.com/office/drawing/2016/5/10/chartex" xmlns:cx5="http://schemas.microsoft.com/office/drawing/2016/5/11/chartex" xmlns:cx6="http://schemas.microsoft.com/office/drawing/2016/5/12/chartex" xmlns:cx7="http://schemas.microsoft.com/office/drawing/2016/5/13/chartex" xmlns:cx8="http://schemas.microsoft.com/office/drawing/2016/5/14/chartex" xmlns:mc="http://schemas.openxmlformats.org/markup-compatibility/2006" xmlns:aink="http://schemas.microsoft.com/office/drawing/2016/ink" xmlns:am3d="http://schemas.microsoft.com/office/drawing/2017/model3d" xmlns:o="urn:schemas-microsoft-com:office:office" xmlns:oel="http://schemas.microsoft.com/office/2019/extlst" xmlns:r="http://schemas.openxmlformats.org/officeDocument/2006/relationships" xmlns:m="http://schemas.openxmlformats.org/officeDocument/2006/math" xmlns:v="urn:schemas-microsoft-com:vml" xmlns:wp14="http://schemas.microsoft.com/office/word/2010/wordprocessingDrawing" xmlns:wp="http://schemas.openxmlformats.org/drawingml/2006/wordprocessingDrawing" xmlns:w10="urn:schemas-microsoft-com:office:word" xmlns:w="http://schemas.openxmlformats.org/wordprocessingml/2006/main" xmlns:w14="http://schemas.microsoft.com/office/word/2010/wordml" xmlns:w15="http://schemas.microsoft.com/office/word/2012/wordml" xmlns:w16cex="http://schemas.microsoft.com/office/word/2018/wordml/cex" xmlns:w16cid="http://schemas.microsoft.com/office/word/2016/wordml/cid" xmlns:w16="http://schemas.microsoft.com/office/word/2018/wordml" xmlns:w16du="http://schemas.microsoft.com/office/word/2023/wordml/word16du" xmlns:w16sdtdh="http://schemas.microsoft.com/office/word/2020/wordml/sdtdatahash" xmlns:w16sdtfl="http://schemas.microsoft.com/office/word/2024/wordml/sdtformatlock" xmlns:w16se="http://schemas.microsoft.com/office/word/2015/wordml/symex" xmlns:wpg="http://schemas.microsoft.com/office/word/2010/wordprocessingGroup" xmlns:wpi="http://schemas.microsoft.com/office/word/2010/wordprocessingInk" xmlns:wne="http://schemas.microsoft.com/office/word/2006/wordml" xmlns:wps="http://schemas.microsoft.com/office/word/2010/wordprocessingShape" mc:Ignorable="w14 w15 w16se w16cid w16 w16cex w16sdtdh w16sdtfl w16du wp14">
   <w:body>
     <w:p>
       <w:pPr>
@@ -248,8 +248,18 @@
           <w:sz w:val="24"/>
           <w:szCs w:val="24"/>
         </w:rPr>
-        <w:t>Behshid Behkamal</w:t>
+        <w:t xml:space="preserve">Behshid </w:t>
       </w:r>
+      <w:proofErr w:type="spellStart"/>
+      <w:r>
+        <w:rPr>
+          <w:rFonts w:ascii="Times New Roman" w:hAnsi="Times New Roman" w:cs="Times New Roman"/>
+          <w:sz w:val="24"/>
+          <w:szCs w:val="24"/>
+        </w:rPr>
+        <w:t>Behkamal</w:t>
+      </w:r>
+      <w:proofErr w:type="spellEnd"/>
     </w:p>
     <w:p>
       <w:pPr>
@@ -2973,7 +2983,25 @@
                 <w:sz w:val="24"/>
                 <w:szCs w:val="24"/>
               </w:rPr>
-              <w:t>Added domain model (UML class diagram), RDBMS database design (ERD), data dictionary, and selected the RDBMS database approach for the Smart Spend system.</w:t>
+              <w:t>Added domain model (UML class diagram), RDBMS database design (ERD</w:t>
+            </w:r>
+            <w:proofErr w:type="gramStart"/>
+            <w:r>
+              <w:rPr>
+                <w:rFonts w:ascii="Times New Roman" w:hAnsi="Times New Roman" w:cs="Times New Roman"/>
+                <w:sz w:val="24"/>
+                <w:szCs w:val="24"/>
+              </w:rPr>
+              <w:t>), data dictionary</w:t>
+            </w:r>
+            <w:proofErr w:type="gramEnd"/>
+            <w:r>
+              <w:rPr>
+                <w:rFonts w:ascii="Times New Roman" w:hAnsi="Times New Roman" w:cs="Times New Roman"/>
+                <w:sz w:val="24"/>
+                <w:szCs w:val="24"/>
+              </w:rPr>
+              <w:t>, and selected the RDBMS database approach for the Smart Spend system.</w:t>
             </w:r>
           </w:p>
         </w:tc>
@@ -4637,13 +4665,23 @@
                 <w:szCs w:val="24"/>
               </w:rPr>
             </w:pPr>
+            <w:proofErr w:type="gramStart"/>
             <w:r>
               <w:rPr>
                 <w:rFonts w:ascii="Times New Roman" w:hAnsi="Times New Roman" w:cs="Times New Roman"/>
                 <w:sz w:val="24"/>
                 <w:szCs w:val="24"/>
               </w:rPr>
-              <w:t>Coordinates SDS updates, assists with UI planning, and supports project documentation</w:t>
+              <w:t>Coordinates</w:t>
+            </w:r>
+            <w:proofErr w:type="gramEnd"/>
+            <w:r>
+              <w:rPr>
+                <w:rFonts w:ascii="Times New Roman" w:hAnsi="Times New Roman" w:cs="Times New Roman"/>
+                <w:sz w:val="24"/>
+                <w:szCs w:val="24"/>
+              </w:rPr>
+              <w:t xml:space="preserve"> SDS updates, assists with UI planning, and supports project documentation</w:t>
             </w:r>
           </w:p>
         </w:tc>
@@ -6599,7 +6637,21 @@
               <w:rPr>
                 <w:rFonts w:ascii="Times New Roman" w:hAnsi="Times New Roman" w:cs="Times New Roman"/>
               </w:rPr>
-              <w:t>Students struggling to effectively manage their personal finances due to limited financial literacy, irregular income, rising living costs, and a lack of budgeting tools designed specifically for student lifestyles.</w:t>
+              <w:t xml:space="preserve">Students </w:t>
+            </w:r>
+            <w:proofErr w:type="gramStart"/>
+            <w:r>
+              <w:rPr>
+                <w:rFonts w:ascii="Times New Roman" w:hAnsi="Times New Roman" w:cs="Times New Roman"/>
+              </w:rPr>
+              <w:t>struggling</w:t>
+            </w:r>
+            <w:proofErr w:type="gramEnd"/>
+            <w:r>
+              <w:rPr>
+                <w:rFonts w:ascii="Times New Roman" w:hAnsi="Times New Roman" w:cs="Times New Roman"/>
+              </w:rPr>
+              <w:t xml:space="preserve"> to effectively manage their personal finances due to limited financial literacy, irregular income, rising living costs, and a lack of budgeting tools designed specifically for student lifestyles.</w:t>
             </w:r>
           </w:p>
         </w:tc>
@@ -7084,6 +7136,7 @@
               </w:rPr>
               <w:t xml:space="preserve">, and </w:t>
             </w:r>
+            <w:proofErr w:type="spellStart"/>
             <w:r>
               <w:rPr>
                 <w:rStyle w:val="whitespace-normal"/>
@@ -7091,6 +7144,7 @@
               </w:rPr>
               <w:t>PocketGuard</w:t>
             </w:r>
+            <w:proofErr w:type="spellEnd"/>
             <w:r>
               <w:rPr>
                 <w:rFonts w:ascii="Times New Roman" w:hAnsi="Times New Roman" w:cs="Times New Roman"/>
@@ -9269,7 +9323,35 @@
               <w:rPr>
                 <w:rFonts w:ascii="Times New Roman" w:hAnsi="Times New Roman" w:cs="Times New Roman"/>
               </w:rPr>
-              <w:t>Responsive design for desktop, tablet, and mobile devices</w:t>
+              <w:t xml:space="preserve">Responsive design for </w:t>
+            </w:r>
+            <w:proofErr w:type="gramStart"/>
+            <w:r>
+              <w:rPr>
+                <w:rFonts w:ascii="Times New Roman" w:hAnsi="Times New Roman" w:cs="Times New Roman"/>
+              </w:rPr>
+              <w:t>desktop</w:t>
+            </w:r>
+            <w:proofErr w:type="gramEnd"/>
+            <w:r>
+              <w:rPr>
+                <w:rFonts w:ascii="Times New Roman" w:hAnsi="Times New Roman" w:cs="Times New Roman"/>
+              </w:rPr>
+              <w:t xml:space="preserve">, </w:t>
+            </w:r>
+            <w:proofErr w:type="gramStart"/>
+            <w:r>
+              <w:rPr>
+                <w:rFonts w:ascii="Times New Roman" w:hAnsi="Times New Roman" w:cs="Times New Roman"/>
+              </w:rPr>
+              <w:t>tablet</w:t>
+            </w:r>
+            <w:proofErr w:type="gramEnd"/>
+            <w:r>
+              <w:rPr>
+                <w:rFonts w:ascii="Times New Roman" w:hAnsi="Times New Roman" w:cs="Times New Roman"/>
+              </w:rPr>
+              <w:t>, and mobile devices</w:t>
             </w:r>
           </w:p>
         </w:tc>
@@ -10613,7 +10695,23 @@
                 <w:rFonts w:ascii="Times New Roman" w:hAnsi="Times New Roman" w:cs="Times New Roman"/>
                 <w:szCs w:val="24"/>
               </w:rPr>
-              <w:t>The system shall allow users to log in using their credentials.</w:t>
+              <w:t xml:space="preserve">The system </w:t>
+            </w:r>
+            <w:proofErr w:type="gramStart"/>
+            <w:r>
+              <w:rPr>
+                <w:rFonts w:ascii="Times New Roman" w:hAnsi="Times New Roman" w:cs="Times New Roman"/>
+                <w:szCs w:val="24"/>
+              </w:rPr>
+              <w:t>shall</w:t>
+            </w:r>
+            <w:proofErr w:type="gramEnd"/>
+            <w:r>
+              <w:rPr>
+                <w:rFonts w:ascii="Times New Roman" w:hAnsi="Times New Roman" w:cs="Times New Roman"/>
+                <w:szCs w:val="24"/>
+              </w:rPr>
+              <w:t xml:space="preserve"> allow users to log in using their credentials.</w:t>
             </w:r>
           </w:p>
         </w:tc>
@@ -11713,7 +11811,21 @@
               <w:rPr>
                 <w:rFonts w:ascii="Times New Roman" w:hAnsi="Times New Roman" w:cs="Times New Roman"/>
               </w:rPr>
-              <w:t>The system should be available at all times except maintenance periods.</w:t>
+              <w:t xml:space="preserve">The system should </w:t>
+            </w:r>
+            <w:proofErr w:type="gramStart"/>
+            <w:r>
+              <w:rPr>
+                <w:rFonts w:ascii="Times New Roman" w:hAnsi="Times New Roman" w:cs="Times New Roman"/>
+              </w:rPr>
+              <w:t>be available at all times</w:t>
+            </w:r>
+            <w:proofErr w:type="gramEnd"/>
+            <w:r>
+              <w:rPr>
+                <w:rFonts w:ascii="Times New Roman" w:hAnsi="Times New Roman" w:cs="Times New Roman"/>
+              </w:rPr>
+              <w:t xml:space="preserve"> except maintenance periods.</w:t>
             </w:r>
           </w:p>
         </w:tc>
@@ -12022,7 +12134,21 @@
               <w:rPr>
                 <w:rFonts w:ascii="Times New Roman" w:hAnsi="Times New Roman" w:cs="Times New Roman"/>
               </w:rPr>
-              <w:t>The system shall provide an intuitive and easy-to-use interface.</w:t>
+              <w:t xml:space="preserve">The system </w:t>
+            </w:r>
+            <w:proofErr w:type="gramStart"/>
+            <w:r>
+              <w:rPr>
+                <w:rFonts w:ascii="Times New Roman" w:hAnsi="Times New Roman" w:cs="Times New Roman"/>
+              </w:rPr>
+              <w:t>shall</w:t>
+            </w:r>
+            <w:proofErr w:type="gramEnd"/>
+            <w:r>
+              <w:rPr>
+                <w:rFonts w:ascii="Times New Roman" w:hAnsi="Times New Roman" w:cs="Times New Roman"/>
+              </w:rPr>
+              <w:t xml:space="preserve"> provide an intuitive and easy-to-use interface.</w:t>
             </w:r>
           </w:p>
         </w:tc>
@@ -14193,7 +14319,21 @@
               <w:rPr>
                 <w:rFonts w:ascii="Times New Roman" w:hAnsi="Times New Roman" w:cs="Times New Roman"/>
               </w:rPr>
-              <w:t>Insufficient transaction history → System informs user that additional data is required to calculate the score.</w:t>
+              <w:t xml:space="preserve">Insufficient transaction history → System informs </w:t>
+            </w:r>
+            <w:proofErr w:type="gramStart"/>
+            <w:r>
+              <w:rPr>
+                <w:rFonts w:ascii="Times New Roman" w:hAnsi="Times New Roman" w:cs="Times New Roman"/>
+              </w:rPr>
+              <w:t>user</w:t>
+            </w:r>
+            <w:proofErr w:type="gramEnd"/>
+            <w:r>
+              <w:rPr>
+                <w:rFonts w:ascii="Times New Roman" w:hAnsi="Times New Roman" w:cs="Times New Roman"/>
+              </w:rPr>
+              <w:t xml:space="preserve"> that additional data is required to calculate the score.</w:t>
             </w:r>
           </w:p>
         </w:tc>
@@ -14474,8 +14614,21 @@
                 <w:rFonts w:ascii="Times New Roman" w:hAnsi="Times New Roman" w:cs="Times New Roman"/>
               </w:rPr>
             </w:pPr>
-            <w:r>
-              <w:t>User adds income or expense and saves it.</w:t>
+            <w:proofErr w:type="gramStart"/>
+            <w:r>
+              <w:t>User</w:t>
+            </w:r>
+            <w:proofErr w:type="gramEnd"/>
+            <w:r>
+              <w:t xml:space="preserve"> adds income or </w:t>
+            </w:r>
+            <w:proofErr w:type="gramStart"/>
+            <w:r>
+              <w:t>expense</w:t>
+            </w:r>
+            <w:proofErr w:type="gramEnd"/>
+            <w:r>
+              <w:t xml:space="preserve"> and saves it.</w:t>
             </w:r>
           </w:p>
         </w:tc>
@@ -14539,8 +14692,13 @@
                 <w:rFonts w:ascii="Times New Roman" w:hAnsi="Times New Roman" w:cs="Times New Roman"/>
               </w:rPr>
             </w:pPr>
-            <w:r>
-              <w:t>User creates monthly budget and views remaining balance.</w:t>
+            <w:proofErr w:type="gramStart"/>
+            <w:r>
+              <w:t>User creates</w:t>
+            </w:r>
+            <w:proofErr w:type="gramEnd"/>
+            <w:r>
+              <w:t xml:space="preserve"> monthly budget and views remaining balance.</w:t>
             </w:r>
           </w:p>
         </w:tc>
@@ -16748,10 +16906,10 @@
           <w:lang w:val="en-CA"/>
         </w:rPr>
         <w:drawing>
-          <wp:inline distT="0" distB="0" distL="0" distR="0" wp14:anchorId="3E47367F" wp14:editId="022C5EB9">
-            <wp:extent cx="6492240" cy="3549650"/>
+          <wp:inline distT="0" distB="0" distL="0" distR="0" wp14:anchorId="51E6975D" wp14:editId="729EA0F9">
+            <wp:extent cx="6492240" cy="3548380"/>
             <wp:effectExtent l="0" t="0" r="3810" b="0"/>
-            <wp:docPr id="485484459" name="Picture 2"/>
+            <wp:docPr id="194705068" name="Picture 3"/>
             <wp:cNvGraphicFramePr>
               <a:graphicFrameLocks xmlns:a="http://schemas.openxmlformats.org/drawingml/2006/main" noChangeAspect="1"/>
             </wp:cNvGraphicFramePr>
@@ -16759,36 +16917,23 @@
               <a:graphicData uri="http://schemas.openxmlformats.org/drawingml/2006/picture">
                 <pic:pic xmlns:pic="http://schemas.openxmlformats.org/drawingml/2006/picture">
                   <pic:nvPicPr>
-                    <pic:cNvPr id="0" name="Picture 7"/>
-                    <pic:cNvPicPr>
-                      <a:picLocks noChangeAspect="1" noChangeArrowheads="1"/>
-                    </pic:cNvPicPr>
+                    <pic:cNvPr id="194705068" name="Picture 194705068"/>
+                    <pic:cNvPicPr/>
                   </pic:nvPicPr>
                   <pic:blipFill>
-                    <a:blip r:embed="rId14">
-                      <a:extLst>
-                        <a:ext uri="{28A0092B-C50C-407E-A947-70E740481C1C}">
-                          <a14:useLocalDpi xmlns:a14="http://schemas.microsoft.com/office/drawing/2010/main" val="0"/>
-                        </a:ext>
-                      </a:extLst>
-                    </a:blip>
-                    <a:srcRect/>
+                    <a:blip r:embed="rId14"/>
                     <a:stretch>
                       <a:fillRect/>
                     </a:stretch>
                   </pic:blipFill>
-                  <pic:spPr bwMode="auto">
+                  <pic:spPr>
                     <a:xfrm>
                       <a:off x="0" y="0"/>
-                      <a:ext cx="6492240" cy="3549650"/>
+                      <a:ext cx="6492240" cy="3548380"/>
                     </a:xfrm>
                     <a:prstGeom prst="rect">
                       <a:avLst/>
                     </a:prstGeom>
-                    <a:noFill/>
-                    <a:ln>
-                      <a:noFill/>
-                    </a:ln>
                   </pic:spPr>
                 </pic:pic>
               </a:graphicData>
@@ -16796,6 +16941,15 @@
           </wp:inline>
         </w:drawing>
       </w:r>
+    </w:p>
+    <w:p>
+      <w:pPr>
+        <w:pStyle w:val="Instruction"/>
+        <w:rPr>
+          <w:rFonts w:ascii="Times New Roman" w:hAnsi="Times New Roman" w:cs="Times New Roman"/>
+          <w:lang w:val="en-CA"/>
+        </w:rPr>
+      </w:pPr>
     </w:p>
     <w:tbl>
       <w:tblPr>
@@ -16830,6 +16984,7 @@
                 <w:b/>
                 <w:sz w:val="18"/>
               </w:rPr>
+              <w:lastRenderedPageBreak/>
               <w:t>Class / Entity</w:t>
             </w:r>
           </w:p>
@@ -16913,7 +17068,6 @@
               <w:rPr>
                 <w:rFonts w:ascii="Times New Roman" w:hAnsi="Times New Roman" w:cs="Times New Roman"/>
               </w:rPr>
-              <w:lastRenderedPageBreak/>
               <w:t>User</w:t>
             </w:r>
           </w:p>
@@ -16928,12 +17082,56 @@
                 <w:rFonts w:ascii="Times New Roman" w:hAnsi="Times New Roman" w:cs="Times New Roman"/>
               </w:rPr>
             </w:pPr>
-            <w:r>
-              <w:rPr>
-                <w:rFonts w:ascii="Times New Roman" w:hAnsi="Times New Roman" w:cs="Times New Roman"/>
-              </w:rPr>
-              <w:t>userId, firstName, lastName, email, preferredCurrency</w:t>
-            </w:r>
+            <w:proofErr w:type="spellStart"/>
+            <w:r>
+              <w:rPr>
+                <w:rFonts w:ascii="Times New Roman" w:hAnsi="Times New Roman" w:cs="Times New Roman"/>
+              </w:rPr>
+              <w:t>userId</w:t>
+            </w:r>
+            <w:proofErr w:type="spellEnd"/>
+            <w:r>
+              <w:rPr>
+                <w:rFonts w:ascii="Times New Roman" w:hAnsi="Times New Roman" w:cs="Times New Roman"/>
+              </w:rPr>
+              <w:t xml:space="preserve">, </w:t>
+            </w:r>
+            <w:proofErr w:type="spellStart"/>
+            <w:r>
+              <w:rPr>
+                <w:rFonts w:ascii="Times New Roman" w:hAnsi="Times New Roman" w:cs="Times New Roman"/>
+              </w:rPr>
+              <w:t>firstName</w:t>
+            </w:r>
+            <w:proofErr w:type="spellEnd"/>
+            <w:r>
+              <w:rPr>
+                <w:rFonts w:ascii="Times New Roman" w:hAnsi="Times New Roman" w:cs="Times New Roman"/>
+              </w:rPr>
+              <w:t xml:space="preserve">, </w:t>
+            </w:r>
+            <w:proofErr w:type="spellStart"/>
+            <w:r>
+              <w:rPr>
+                <w:rFonts w:ascii="Times New Roman" w:hAnsi="Times New Roman" w:cs="Times New Roman"/>
+              </w:rPr>
+              <w:t>lastName</w:t>
+            </w:r>
+            <w:proofErr w:type="spellEnd"/>
+            <w:r>
+              <w:rPr>
+                <w:rFonts w:ascii="Times New Roman" w:hAnsi="Times New Roman" w:cs="Times New Roman"/>
+              </w:rPr>
+              <w:t xml:space="preserve">, email, </w:t>
+            </w:r>
+            <w:proofErr w:type="spellStart"/>
+            <w:r>
+              <w:rPr>
+                <w:rFonts w:ascii="Times New Roman" w:hAnsi="Times New Roman" w:cs="Times New Roman"/>
+              </w:rPr>
+              <w:t>preferredCurrency</w:t>
+            </w:r>
+            <w:proofErr w:type="spellEnd"/>
           </w:p>
         </w:tc>
         <w:tc>
@@ -16950,7 +17148,7 @@
               <w:rPr>
                 <w:rFonts w:ascii="Times New Roman" w:hAnsi="Times New Roman" w:cs="Times New Roman"/>
               </w:rPr>
-              <w:t>Creates Transactions and Budgets; Owns FinancialReports</w:t>
+              <w:t>Creates Transactions, Budgets, and Financial Reports.</w:t>
             </w:r>
           </w:p>
         </w:tc>
@@ -17005,12 +17203,42 @@
                 <w:rFonts w:ascii="Times New Roman" w:hAnsi="Times New Roman" w:cs="Times New Roman"/>
               </w:rPr>
             </w:pPr>
-            <w:r>
-              <w:rPr>
-                <w:rFonts w:ascii="Times New Roman" w:hAnsi="Times New Roman" w:cs="Times New Roman"/>
-              </w:rPr>
-              <w:t>transactionId, amount, currency, transactionDate, transactionType</w:t>
-            </w:r>
+            <w:proofErr w:type="spellStart"/>
+            <w:r>
+              <w:rPr>
+                <w:rFonts w:ascii="Times New Roman" w:hAnsi="Times New Roman" w:cs="Times New Roman"/>
+              </w:rPr>
+              <w:t>transactionId</w:t>
+            </w:r>
+            <w:proofErr w:type="spellEnd"/>
+            <w:r>
+              <w:rPr>
+                <w:rFonts w:ascii="Times New Roman" w:hAnsi="Times New Roman" w:cs="Times New Roman"/>
+              </w:rPr>
+              <w:t xml:space="preserve">, amount, currency, </w:t>
+            </w:r>
+            <w:proofErr w:type="spellStart"/>
+            <w:r>
+              <w:rPr>
+                <w:rFonts w:ascii="Times New Roman" w:hAnsi="Times New Roman" w:cs="Times New Roman"/>
+              </w:rPr>
+              <w:t>transactionDate</w:t>
+            </w:r>
+            <w:proofErr w:type="spellEnd"/>
+            <w:r>
+              <w:rPr>
+                <w:rFonts w:ascii="Times New Roman" w:hAnsi="Times New Roman" w:cs="Times New Roman"/>
+              </w:rPr>
+              <w:t xml:space="preserve">, </w:t>
+            </w:r>
+            <w:proofErr w:type="spellStart"/>
+            <w:r>
+              <w:rPr>
+                <w:rFonts w:ascii="Times New Roman" w:hAnsi="Times New Roman" w:cs="Times New Roman"/>
+              </w:rPr>
+              <w:t>transactionType</w:t>
+            </w:r>
+            <w:proofErr w:type="spellEnd"/>
           </w:p>
         </w:tc>
         <w:tc>
@@ -17027,7 +17255,7 @@
               <w:rPr>
                 <w:rFonts w:ascii="Times New Roman" w:hAnsi="Times New Roman" w:cs="Times New Roman"/>
               </w:rPr>
-              <w:t>Created by User; Belongs to Category; Tracked by Budget</w:t>
+              <w:t>Created by User; Belongs to one Category.</w:t>
             </w:r>
           </w:p>
         </w:tc>
@@ -17082,12 +17310,42 @@
                 <w:rFonts w:ascii="Times New Roman" w:hAnsi="Times New Roman" w:cs="Times New Roman"/>
               </w:rPr>
             </w:pPr>
-            <w:r>
-              <w:rPr>
-                <w:rFonts w:ascii="Times New Roman" w:hAnsi="Times New Roman" w:cs="Times New Roman"/>
-              </w:rPr>
-              <w:t>categoryId, categoryName, categoryType</w:t>
-            </w:r>
+            <w:proofErr w:type="spellStart"/>
+            <w:r>
+              <w:rPr>
+                <w:rFonts w:ascii="Times New Roman" w:hAnsi="Times New Roman" w:cs="Times New Roman"/>
+              </w:rPr>
+              <w:t>categoryId</w:t>
+            </w:r>
+            <w:proofErr w:type="spellEnd"/>
+            <w:r>
+              <w:rPr>
+                <w:rFonts w:ascii="Times New Roman" w:hAnsi="Times New Roman" w:cs="Times New Roman"/>
+              </w:rPr>
+              <w:t xml:space="preserve">, </w:t>
+            </w:r>
+            <w:proofErr w:type="spellStart"/>
+            <w:r>
+              <w:rPr>
+                <w:rFonts w:ascii="Times New Roman" w:hAnsi="Times New Roman" w:cs="Times New Roman"/>
+              </w:rPr>
+              <w:t>categoryName</w:t>
+            </w:r>
+            <w:proofErr w:type="spellEnd"/>
+            <w:r>
+              <w:rPr>
+                <w:rFonts w:ascii="Times New Roman" w:hAnsi="Times New Roman" w:cs="Times New Roman"/>
+              </w:rPr>
+              <w:t xml:space="preserve">, </w:t>
+            </w:r>
+            <w:proofErr w:type="spellStart"/>
+            <w:r>
+              <w:rPr>
+                <w:rFonts w:ascii="Times New Roman" w:hAnsi="Times New Roman" w:cs="Times New Roman"/>
+              </w:rPr>
+              <w:t>categoryType</w:t>
+            </w:r>
+            <w:proofErr w:type="spellEnd"/>
           </w:p>
         </w:tc>
         <w:tc>
@@ -17159,12 +17417,42 @@
                 <w:rFonts w:ascii="Times New Roman" w:hAnsi="Times New Roman" w:cs="Times New Roman"/>
               </w:rPr>
             </w:pPr>
-            <w:r>
-              <w:rPr>
-                <w:rFonts w:ascii="Times New Roman" w:hAnsi="Times New Roman" w:cs="Times New Roman"/>
-              </w:rPr>
-              <w:t>budgetId, month, budgetAmount, remainingBalance</w:t>
-            </w:r>
+            <w:proofErr w:type="spellStart"/>
+            <w:r>
+              <w:rPr>
+                <w:rFonts w:ascii="Times New Roman" w:hAnsi="Times New Roman" w:cs="Times New Roman"/>
+              </w:rPr>
+              <w:t>budgetId</w:t>
+            </w:r>
+            <w:proofErr w:type="spellEnd"/>
+            <w:r>
+              <w:rPr>
+                <w:rFonts w:ascii="Times New Roman" w:hAnsi="Times New Roman" w:cs="Times New Roman"/>
+              </w:rPr>
+              <w:t xml:space="preserve">, month, </w:t>
+            </w:r>
+            <w:proofErr w:type="spellStart"/>
+            <w:r>
+              <w:rPr>
+                <w:rFonts w:ascii="Times New Roman" w:hAnsi="Times New Roman" w:cs="Times New Roman"/>
+              </w:rPr>
+              <w:t>budgetAmount</w:t>
+            </w:r>
+            <w:proofErr w:type="spellEnd"/>
+            <w:r>
+              <w:rPr>
+                <w:rFonts w:ascii="Times New Roman" w:hAnsi="Times New Roman" w:cs="Times New Roman"/>
+              </w:rPr>
+              <w:t xml:space="preserve">, </w:t>
+            </w:r>
+            <w:proofErr w:type="spellStart"/>
+            <w:r>
+              <w:rPr>
+                <w:rFonts w:ascii="Times New Roman" w:hAnsi="Times New Roman" w:cs="Times New Roman"/>
+              </w:rPr>
+              <w:t>remainingBalance</w:t>
+            </w:r>
+            <w:proofErr w:type="spellEnd"/>
           </w:p>
         </w:tc>
         <w:tc>
@@ -17181,7 +17469,7 @@
               <w:rPr>
                 <w:rFonts w:ascii="Times New Roman" w:hAnsi="Times New Roman" w:cs="Times New Roman"/>
               </w:rPr>
-              <w:t>Created by User; Tracks Transactions</w:t>
+              <w:t>Created by User.</w:t>
             </w:r>
           </w:p>
         </w:tc>
@@ -17199,7 +17487,21 @@
               <w:rPr>
                 <w:rFonts w:ascii="Times New Roman" w:hAnsi="Times New Roman" w:cs="Times New Roman"/>
               </w:rPr>
-              <w:t>Manages monthly spending limits and remaining balance.</w:t>
+              <w:t xml:space="preserve">Manages monthly spending limits and </w:t>
+            </w:r>
+            <w:proofErr w:type="gramStart"/>
+            <w:r>
+              <w:rPr>
+                <w:rFonts w:ascii="Times New Roman" w:hAnsi="Times New Roman" w:cs="Times New Roman"/>
+              </w:rPr>
+              <w:t>remaining</w:t>
+            </w:r>
+            <w:proofErr w:type="gramEnd"/>
+            <w:r>
+              <w:rPr>
+                <w:rFonts w:ascii="Times New Roman" w:hAnsi="Times New Roman" w:cs="Times New Roman"/>
+              </w:rPr>
+              <w:t xml:space="preserve"> balance.</w:t>
             </w:r>
           </w:p>
         </w:tc>
@@ -17218,12 +17520,14 @@
                 <w:rFonts w:ascii="Times New Roman" w:hAnsi="Times New Roman" w:cs="Times New Roman"/>
               </w:rPr>
             </w:pPr>
+            <w:proofErr w:type="spellStart"/>
             <w:r>
               <w:rPr>
                 <w:rFonts w:ascii="Times New Roman" w:hAnsi="Times New Roman" w:cs="Times New Roman"/>
               </w:rPr>
               <w:t>FinancialReport</w:t>
             </w:r>
+            <w:proofErr w:type="spellEnd"/>
           </w:p>
         </w:tc>
         <w:tc>
@@ -17236,12 +17540,56 @@
                 <w:rFonts w:ascii="Times New Roman" w:hAnsi="Times New Roman" w:cs="Times New Roman"/>
               </w:rPr>
             </w:pPr>
-            <w:r>
-              <w:rPr>
-                <w:rFonts w:ascii="Times New Roman" w:hAnsi="Times New Roman" w:cs="Times New Roman"/>
-              </w:rPr>
-              <w:t>reportId, totalIncome, totalExpense, spendingHealthScore</w:t>
-            </w:r>
+            <w:proofErr w:type="spellStart"/>
+            <w:r>
+              <w:rPr>
+                <w:rFonts w:ascii="Times New Roman" w:hAnsi="Times New Roman" w:cs="Times New Roman"/>
+              </w:rPr>
+              <w:t>reportId</w:t>
+            </w:r>
+            <w:proofErr w:type="spellEnd"/>
+            <w:r>
+              <w:rPr>
+                <w:rFonts w:ascii="Times New Roman" w:hAnsi="Times New Roman" w:cs="Times New Roman"/>
+              </w:rPr>
+              <w:t xml:space="preserve">, </w:t>
+            </w:r>
+            <w:proofErr w:type="spellStart"/>
+            <w:r>
+              <w:rPr>
+                <w:rFonts w:ascii="Times New Roman" w:hAnsi="Times New Roman" w:cs="Times New Roman"/>
+              </w:rPr>
+              <w:t>totalIncome</w:t>
+            </w:r>
+            <w:proofErr w:type="spellEnd"/>
+            <w:r>
+              <w:rPr>
+                <w:rFonts w:ascii="Times New Roman" w:hAnsi="Times New Roman" w:cs="Times New Roman"/>
+              </w:rPr>
+              <w:t xml:space="preserve">, </w:t>
+            </w:r>
+            <w:proofErr w:type="spellStart"/>
+            <w:r>
+              <w:rPr>
+                <w:rFonts w:ascii="Times New Roman" w:hAnsi="Times New Roman" w:cs="Times New Roman"/>
+              </w:rPr>
+              <w:t>totalExpense</w:t>
+            </w:r>
+            <w:proofErr w:type="spellEnd"/>
+            <w:r>
+              <w:rPr>
+                <w:rFonts w:ascii="Times New Roman" w:hAnsi="Times New Roman" w:cs="Times New Roman"/>
+              </w:rPr>
+              <w:t xml:space="preserve">, </w:t>
+            </w:r>
+            <w:proofErr w:type="spellStart"/>
+            <w:r>
+              <w:rPr>
+                <w:rFonts w:ascii="Times New Roman" w:hAnsi="Times New Roman" w:cs="Times New Roman"/>
+              </w:rPr>
+              <w:t>spendingHealthScore</w:t>
+            </w:r>
+            <w:proofErr w:type="spellEnd"/>
           </w:p>
         </w:tc>
         <w:tc>
@@ -17258,7 +17606,7 @@
               <w:rPr>
                 <w:rFonts w:ascii="Times New Roman" w:hAnsi="Times New Roman" w:cs="Times New Roman"/>
               </w:rPr>
-              <w:t>Owned by User</w:t>
+              <w:t>Generated for a User or Created by User.</w:t>
             </w:r>
           </w:p>
         </w:tc>
@@ -17366,18 +17714,19 @@
       <w:pPr>
         <w:rPr>
           <w:rFonts w:ascii="Times New Roman" w:hAnsi="Times New Roman" w:cs="Times New Roman"/>
+          <w:lang w:val="en-CA"/>
         </w:rPr>
       </w:pPr>
       <w:r>
         <w:rPr>
           <w:rFonts w:ascii="Times New Roman" w:hAnsi="Times New Roman" w:cs="Times New Roman"/>
-          <w:noProof/>
+          <w:lang w:val="en-CA"/>
         </w:rPr>
         <w:drawing>
-          <wp:inline distT="0" distB="0" distL="0" distR="0" wp14:anchorId="162A2F16" wp14:editId="1D467988">
-            <wp:extent cx="6492240" cy="4348480"/>
-            <wp:effectExtent l="0" t="0" r="3810" b="0"/>
-            <wp:docPr id="215585828" name="Picture 21"/>
+          <wp:inline distT="0" distB="0" distL="0" distR="0" wp14:anchorId="77F4BE02" wp14:editId="2D9ED160">
+            <wp:extent cx="4525200" cy="5321300"/>
+            <wp:effectExtent l="0" t="0" r="8890" b="0"/>
+            <wp:docPr id="808595030" name="Picture 2"/>
             <wp:cNvGraphicFramePr>
               <a:graphicFrameLocks xmlns:a="http://schemas.openxmlformats.org/drawingml/2006/main" noChangeAspect="1"/>
             </wp:cNvGraphicFramePr>
@@ -17385,23 +17734,36 @@
               <a:graphicData uri="http://schemas.openxmlformats.org/drawingml/2006/picture">
                 <pic:pic xmlns:pic="http://schemas.openxmlformats.org/drawingml/2006/picture">
                   <pic:nvPicPr>
-                    <pic:cNvPr id="215585828" name="Picture 215585828"/>
-                    <pic:cNvPicPr/>
+                    <pic:cNvPr id="0" name="Picture 7"/>
+                    <pic:cNvPicPr>
+                      <a:picLocks noChangeAspect="1" noChangeArrowheads="1"/>
+                    </pic:cNvPicPr>
                   </pic:nvPicPr>
                   <pic:blipFill>
-                    <a:blip r:embed="rId15"/>
+                    <a:blip r:embed="rId15">
+                      <a:extLst>
+                        <a:ext uri="{28A0092B-C50C-407E-A947-70E740481C1C}">
+                          <a14:useLocalDpi xmlns:a14="http://schemas.microsoft.com/office/drawing/2010/main" val="0"/>
+                        </a:ext>
+                      </a:extLst>
+                    </a:blip>
+                    <a:srcRect/>
                     <a:stretch>
                       <a:fillRect/>
                     </a:stretch>
                   </pic:blipFill>
-                  <pic:spPr>
+                  <pic:spPr bwMode="auto">
                     <a:xfrm>
                       <a:off x="0" y="0"/>
-                      <a:ext cx="6492240" cy="4348480"/>
+                      <a:ext cx="4532943" cy="5330406"/>
                     </a:xfrm>
                     <a:prstGeom prst="rect">
                       <a:avLst/>
                     </a:prstGeom>
+                    <a:noFill/>
+                    <a:ln>
+                      <a:noFill/>
+                    </a:ln>
                   </pic:spPr>
                 </pic:pic>
               </a:graphicData>
@@ -17409,6 +17771,13 @@
           </wp:inline>
         </w:drawing>
       </w:r>
+    </w:p>
+    <w:p>
+      <w:pPr>
+        <w:rPr>
+          <w:rFonts w:ascii="Times New Roman" w:hAnsi="Times New Roman" w:cs="Times New Roman"/>
+        </w:rPr>
+      </w:pPr>
     </w:p>
     <w:tbl>
       <w:tblPr>
@@ -17527,7 +17896,7 @@
                 <w:rFonts w:ascii="Times New Roman" w:hAnsi="Times New Roman" w:cs="Times New Roman"/>
                 <w:sz w:val="18"/>
               </w:rPr>
-              <w:t>Users</w:t>
+              <w:t>User</w:t>
             </w:r>
           </w:p>
         </w:tc>
@@ -17541,6 +17910,7 @@
                 <w:rFonts w:ascii="Times New Roman" w:hAnsi="Times New Roman" w:cs="Times New Roman"/>
               </w:rPr>
             </w:pPr>
+            <w:proofErr w:type="spellStart"/>
             <w:r>
               <w:rPr>
                 <w:rFonts w:ascii="Times New Roman" w:hAnsi="Times New Roman" w:cs="Times New Roman"/>
@@ -17548,6 +17918,7 @@
               </w:rPr>
               <w:t>user_id</w:t>
             </w:r>
+            <w:proofErr w:type="spellEnd"/>
           </w:p>
         </w:tc>
         <w:tc>
@@ -17565,7 +17936,23 @@
                 <w:rFonts w:ascii="Times New Roman" w:hAnsi="Times New Roman" w:cs="Times New Roman"/>
                 <w:sz w:val="18"/>
               </w:rPr>
-              <w:t>One user has many Transactions, Budgets, and FinancialReports.</w:t>
+              <w:t xml:space="preserve">One user has many Transactions, Budgets, and </w:t>
+            </w:r>
+            <w:proofErr w:type="spellStart"/>
+            <w:r>
+              <w:rPr>
+                <w:rFonts w:ascii="Times New Roman" w:hAnsi="Times New Roman" w:cs="Times New Roman"/>
+                <w:sz w:val="18"/>
+              </w:rPr>
+              <w:t>FinancialReports</w:t>
+            </w:r>
+            <w:proofErr w:type="spellEnd"/>
+            <w:r>
+              <w:rPr>
+                <w:rFonts w:ascii="Times New Roman" w:hAnsi="Times New Roman" w:cs="Times New Roman"/>
+                <w:sz w:val="18"/>
+              </w:rPr>
+              <w:t>.</w:t>
             </w:r>
           </w:p>
         </w:tc>
@@ -17607,7 +17994,7 @@
               <w:rPr>
                 <w:rFonts w:ascii="Times New Roman" w:hAnsi="Times New Roman" w:cs="Times New Roman"/>
               </w:rPr>
-              <w:t>Transactions</w:t>
+              <w:t>Transaction</w:t>
             </w:r>
           </w:p>
         </w:tc>
@@ -17621,12 +18008,14 @@
                 <w:rFonts w:ascii="Times New Roman" w:hAnsi="Times New Roman" w:cs="Times New Roman"/>
               </w:rPr>
             </w:pPr>
+            <w:proofErr w:type="spellStart"/>
             <w:r>
               <w:rPr>
                 <w:rFonts w:ascii="Times New Roman" w:hAnsi="Times New Roman" w:cs="Times New Roman"/>
               </w:rPr>
               <w:t>transaction_id</w:t>
             </w:r>
+            <w:proofErr w:type="spellEnd"/>
           </w:p>
         </w:tc>
         <w:tc>
@@ -17684,7 +18073,13 @@
               <w:rPr>
                 <w:rFonts w:ascii="Times New Roman" w:hAnsi="Times New Roman" w:cs="Times New Roman"/>
               </w:rPr>
-              <w:t>Categories</w:t>
+              <w:t>Categor</w:t>
+            </w:r>
+            <w:r>
+              <w:rPr>
+                <w:rFonts w:ascii="Times New Roman" w:hAnsi="Times New Roman" w:cs="Times New Roman"/>
+              </w:rPr>
+              <w:t>y</w:t>
             </w:r>
           </w:p>
         </w:tc>
@@ -17698,12 +18093,14 @@
                 <w:rFonts w:ascii="Times New Roman" w:hAnsi="Times New Roman" w:cs="Times New Roman"/>
               </w:rPr>
             </w:pPr>
+            <w:proofErr w:type="spellStart"/>
             <w:r>
               <w:rPr>
                 <w:rFonts w:ascii="Times New Roman" w:hAnsi="Times New Roman" w:cs="Times New Roman"/>
               </w:rPr>
               <w:t>category_id</w:t>
             </w:r>
+            <w:proofErr w:type="spellEnd"/>
           </w:p>
         </w:tc>
         <w:tc>
@@ -17761,7 +18158,7 @@
               <w:rPr>
                 <w:rFonts w:ascii="Times New Roman" w:hAnsi="Times New Roman" w:cs="Times New Roman"/>
               </w:rPr>
-              <w:t>Budgets</w:t>
+              <w:t>Budget</w:t>
             </w:r>
           </w:p>
         </w:tc>
@@ -17775,12 +18172,14 @@
                 <w:rFonts w:ascii="Times New Roman" w:hAnsi="Times New Roman" w:cs="Times New Roman"/>
               </w:rPr>
             </w:pPr>
+            <w:proofErr w:type="spellStart"/>
             <w:r>
               <w:rPr>
                 <w:rFonts w:ascii="Times New Roman" w:hAnsi="Times New Roman" w:cs="Times New Roman"/>
               </w:rPr>
               <w:t>budget_id</w:t>
             </w:r>
+            <w:proofErr w:type="spellEnd"/>
           </w:p>
         </w:tc>
         <w:tc>
@@ -17834,12 +18233,15 @@
                 <w:rFonts w:ascii="Times New Roman" w:hAnsi="Times New Roman" w:cs="Times New Roman"/>
               </w:rPr>
             </w:pPr>
-            <w:r>
-              <w:rPr>
-                <w:rFonts w:ascii="Times New Roman" w:hAnsi="Times New Roman" w:cs="Times New Roman"/>
-              </w:rPr>
-              <w:t>FinancialReports</w:t>
-            </w:r>
+            <w:proofErr w:type="spellStart"/>
+            <w:r>
+              <w:rPr>
+                <w:rFonts w:ascii="Times New Roman" w:hAnsi="Times New Roman" w:cs="Times New Roman"/>
+              </w:rPr>
+              <w:lastRenderedPageBreak/>
+              <w:t>FinancialReport</w:t>
+            </w:r>
+            <w:proofErr w:type="spellEnd"/>
           </w:p>
         </w:tc>
         <w:tc>
@@ -17852,12 +18254,14 @@
                 <w:rFonts w:ascii="Times New Roman" w:hAnsi="Times New Roman" w:cs="Times New Roman"/>
               </w:rPr>
             </w:pPr>
+            <w:proofErr w:type="spellStart"/>
             <w:r>
               <w:rPr>
                 <w:rFonts w:ascii="Times New Roman" w:hAnsi="Times New Roman" w:cs="Times New Roman"/>
               </w:rPr>
               <w:t>report_id</w:t>
             </w:r>
+            <w:proofErr w:type="spellEnd"/>
           </w:p>
         </w:tc>
         <w:tc>
@@ -18052,7 +18456,6 @@
               <w:rPr>
                 <w:rStyle w:val="Strong"/>
               </w:rPr>
-              <w:lastRenderedPageBreak/>
               <w:t>Users</w:t>
             </w:r>
           </w:p>
@@ -18068,9 +18471,11 @@
                 <w:rFonts w:ascii="Times New Roman" w:hAnsi="Times New Roman" w:cs="Times New Roman"/>
               </w:rPr>
             </w:pPr>
+            <w:proofErr w:type="spellStart"/>
             <w:r>
               <w:t>user_id</w:t>
             </w:r>
+            <w:proofErr w:type="spellEnd"/>
           </w:p>
         </w:tc>
         <w:tc>
@@ -18153,9 +18558,11 @@
                 <w:rFonts w:ascii="Times New Roman" w:hAnsi="Times New Roman" w:cs="Times New Roman"/>
               </w:rPr>
             </w:pPr>
+            <w:proofErr w:type="spellStart"/>
             <w:r>
               <w:t>first_name</w:t>
             </w:r>
+            <w:proofErr w:type="spellEnd"/>
           </w:p>
         </w:tc>
         <w:tc>
@@ -18169,8 +18576,13 @@
                 <w:rFonts w:ascii="Times New Roman" w:hAnsi="Times New Roman" w:cs="Times New Roman"/>
               </w:rPr>
             </w:pPr>
-            <w:r>
-              <w:t>VARCHAR(50)</w:t>
+            <w:proofErr w:type="gramStart"/>
+            <w:r>
+              <w:t>VARCHAR(</w:t>
+            </w:r>
+            <w:proofErr w:type="gramEnd"/>
+            <w:r>
+              <w:t>50)</w:t>
             </w:r>
           </w:p>
         </w:tc>
@@ -18238,9 +18650,11 @@
                 <w:rFonts w:ascii="Times New Roman" w:hAnsi="Times New Roman" w:cs="Times New Roman"/>
               </w:rPr>
             </w:pPr>
+            <w:proofErr w:type="spellStart"/>
             <w:r>
               <w:t>last_name</w:t>
             </w:r>
+            <w:proofErr w:type="spellEnd"/>
           </w:p>
         </w:tc>
         <w:tc>
@@ -18254,8 +18668,13 @@
                 <w:rFonts w:ascii="Times New Roman" w:hAnsi="Times New Roman" w:cs="Times New Roman"/>
               </w:rPr>
             </w:pPr>
-            <w:r>
-              <w:t>VARCHAR(50)</w:t>
+            <w:proofErr w:type="gramStart"/>
+            <w:r>
+              <w:t>VARCHAR(</w:t>
+            </w:r>
+            <w:proofErr w:type="gramEnd"/>
+            <w:r>
+              <w:t>50)</w:t>
             </w:r>
           </w:p>
         </w:tc>
@@ -18339,8 +18758,13 @@
                 <w:rFonts w:ascii="Times New Roman" w:hAnsi="Times New Roman" w:cs="Times New Roman"/>
               </w:rPr>
             </w:pPr>
-            <w:r>
-              <w:t>VARCHAR(100)</w:t>
+            <w:proofErr w:type="gramStart"/>
+            <w:r>
+              <w:t>VARCHAR(</w:t>
+            </w:r>
+            <w:proofErr w:type="gramEnd"/>
+            <w:r>
+              <w:t>100)</w:t>
             </w:r>
           </w:p>
         </w:tc>
@@ -18408,9 +18832,11 @@
                 <w:rFonts w:ascii="Times New Roman" w:hAnsi="Times New Roman" w:cs="Times New Roman"/>
               </w:rPr>
             </w:pPr>
+            <w:proofErr w:type="spellStart"/>
             <w:r>
               <w:t>password_hash</w:t>
             </w:r>
+            <w:proofErr w:type="spellEnd"/>
           </w:p>
         </w:tc>
         <w:tc>
@@ -18424,8 +18850,13 @@
                 <w:rFonts w:ascii="Times New Roman" w:hAnsi="Times New Roman" w:cs="Times New Roman"/>
               </w:rPr>
             </w:pPr>
-            <w:r>
-              <w:t>VARCHAR(255)</w:t>
+            <w:proofErr w:type="gramStart"/>
+            <w:r>
+              <w:t>VARCHAR(</w:t>
+            </w:r>
+            <w:proofErr w:type="gramEnd"/>
+            <w:r>
+              <w:t>255)</w:t>
             </w:r>
           </w:p>
         </w:tc>
@@ -18456,8 +18887,13 @@
                 <w:rFonts w:ascii="Times New Roman" w:hAnsi="Times New Roman" w:cs="Times New Roman"/>
               </w:rPr>
             </w:pPr>
-            <w:r>
-              <w:t>Stores the encrypted user password.</w:t>
+            <w:proofErr w:type="gramStart"/>
+            <w:r>
+              <w:t>Stores</w:t>
+            </w:r>
+            <w:proofErr w:type="gramEnd"/>
+            <w:r>
+              <w:t xml:space="preserve"> the encrypted user password.</w:t>
             </w:r>
           </w:p>
         </w:tc>
@@ -18493,9 +18929,11 @@
                 <w:rFonts w:ascii="Times New Roman" w:hAnsi="Times New Roman" w:cs="Times New Roman"/>
               </w:rPr>
             </w:pPr>
+            <w:proofErr w:type="spellStart"/>
             <w:r>
               <w:t>preferred_currency</w:t>
             </w:r>
+            <w:proofErr w:type="spellEnd"/>
           </w:p>
         </w:tc>
         <w:tc>
@@ -18509,8 +18947,13 @@
                 <w:rFonts w:ascii="Times New Roman" w:hAnsi="Times New Roman" w:cs="Times New Roman"/>
               </w:rPr>
             </w:pPr>
-            <w:r>
-              <w:t>VARCHAR(10)</w:t>
+            <w:proofErr w:type="gramStart"/>
+            <w:r>
+              <w:t>VARCHAR(</w:t>
+            </w:r>
+            <w:proofErr w:type="gramEnd"/>
+            <w:r>
+              <w:t>10)</w:t>
             </w:r>
           </w:p>
         </w:tc>
@@ -18578,9 +19021,11 @@
                 <w:rFonts w:ascii="Times New Roman" w:hAnsi="Times New Roman" w:cs="Times New Roman"/>
               </w:rPr>
             </w:pPr>
+            <w:proofErr w:type="spellStart"/>
             <w:r>
               <w:t>created_at</w:t>
             </w:r>
+            <w:proofErr w:type="spellEnd"/>
           </w:p>
         </w:tc>
         <w:tc>
@@ -18588,14 +19033,61 @@
             <w:tcW w:w="2017" w:type="dxa"/>
             <w:vAlign w:val="center"/>
           </w:tcPr>
-          <w:p>
-            <w:pPr>
-              <w:rPr>
-                <w:rFonts w:ascii="Times New Roman" w:hAnsi="Times New Roman" w:cs="Times New Roman"/>
-              </w:rPr>
-            </w:pPr>
-            <w:r>
-              <w:t>DATETIME</w:t>
+          <w:tbl>
+            <w:tblPr>
+              <w:tblW w:w="0" w:type="auto"/>
+              <w:tblCellSpacing w:w="15" w:type="dxa"/>
+              <w:tblCellMar>
+                <w:top w:w="15" w:type="dxa"/>
+                <w:left w:w="15" w:type="dxa"/>
+                <w:bottom w:w="15" w:type="dxa"/>
+                <w:right w:w="15" w:type="dxa"/>
+              </w:tblCellMar>
+              <w:tblLook w:val="04A0" w:firstRow="1" w:lastRow="0" w:firstColumn="1" w:lastColumn="0" w:noHBand="0" w:noVBand="1"/>
+            </w:tblPr>
+            <w:tblGrid>
+              <w:gridCol w:w="96"/>
+            </w:tblGrid>
+            <w:tr>
+              <w:trPr>
+                <w:tblCellSpacing w:w="15" w:type="dxa"/>
+              </w:trPr>
+              <w:tc>
+                <w:tcPr>
+                  <w:tcW w:w="0" w:type="auto"/>
+                  <w:vAlign w:val="center"/>
+                  <w:hideMark/>
+                </w:tcPr>
+                <w:p>
+                  <w:pPr>
+                    <w:spacing w:after="0" w:line="240" w:lineRule="auto"/>
+                    <w:rPr>
+                      <w:lang w:val="en-CA"/>
+                    </w:rPr>
+                  </w:pPr>
+                </w:p>
+              </w:tc>
+            </w:tr>
+          </w:tbl>
+          <w:p>
+            <w:pPr>
+              <w:rPr>
+                <w:vanish/>
+                <w:lang w:val="en-CA"/>
+              </w:rPr>
+            </w:pPr>
+          </w:p>
+          <w:p>
+            <w:pPr>
+              <w:rPr>
+                <w:rFonts w:ascii="Times New Roman" w:hAnsi="Times New Roman" w:cs="Times New Roman"/>
+              </w:rPr>
+            </w:pPr>
+            <w:r>
+              <w:rPr>
+                <w:rFonts w:ascii="Times New Roman" w:hAnsi="Times New Roman" w:cs="Times New Roman"/>
+              </w:rPr>
+              <w:t>TIMESTAMP</w:t>
             </w:r>
           </w:p>
         </w:tc>
@@ -18666,9 +19158,11 @@
                 <w:rFonts w:ascii="Times New Roman" w:hAnsi="Times New Roman" w:cs="Times New Roman"/>
               </w:rPr>
             </w:pPr>
+            <w:proofErr w:type="spellStart"/>
             <w:r>
               <w:t>transaction_id</w:t>
             </w:r>
+            <w:proofErr w:type="spellEnd"/>
           </w:p>
         </w:tc>
         <w:tc>
@@ -18746,9 +19240,11 @@
             <w:vAlign w:val="center"/>
           </w:tcPr>
           <w:p>
+            <w:proofErr w:type="spellStart"/>
             <w:r>
               <w:t>user_id</w:t>
             </w:r>
+            <w:proofErr w:type="spellEnd"/>
           </w:p>
         </w:tc>
         <w:tc>
@@ -18780,7 +19276,15 @@
           </w:tcPr>
           <w:p>
             <w:r>
-              <w:t>Foreign key referencing Users.user_id.</w:t>
+              <w:t xml:space="preserve">Foreign key referencing </w:t>
+            </w:r>
+            <w:proofErr w:type="spellStart"/>
+            <w:r>
+              <w:t>Users.user_id</w:t>
+            </w:r>
+            <w:proofErr w:type="spellEnd"/>
+            <w:r>
+              <w:t>.</w:t>
             </w:r>
           </w:p>
         </w:tc>
@@ -18811,9 +19315,11 @@
             <w:vAlign w:val="center"/>
           </w:tcPr>
           <w:p>
+            <w:proofErr w:type="spellStart"/>
             <w:r>
               <w:t>category_id</w:t>
             </w:r>
+            <w:proofErr w:type="spellEnd"/>
           </w:p>
         </w:tc>
         <w:tc>
@@ -18845,7 +19351,15 @@
           </w:tcPr>
           <w:p>
             <w:r>
-              <w:t>Foreign key referencing Categories.category_id.</w:t>
+              <w:t xml:space="preserve">Foreign key referencing </w:t>
+            </w:r>
+            <w:proofErr w:type="spellStart"/>
+            <w:r>
+              <w:t>Categories.category_id</w:t>
+            </w:r>
+            <w:proofErr w:type="spellEnd"/>
+            <w:r>
+              <w:t>.</w:t>
             </w:r>
           </w:p>
         </w:tc>
@@ -18887,8 +19401,13 @@
             <w:vAlign w:val="center"/>
           </w:tcPr>
           <w:p>
-            <w:r>
-              <w:t>DECIMAL(10,2)</w:t>
+            <w:proofErr w:type="gramStart"/>
+            <w:r>
+              <w:t>DECIMAL(</w:t>
+            </w:r>
+            <w:proofErr w:type="gramEnd"/>
+            <w:r>
+              <w:t>10,2)</w:t>
             </w:r>
           </w:p>
         </w:tc>
@@ -18952,8 +19471,13 @@
             <w:vAlign w:val="center"/>
           </w:tcPr>
           <w:p>
-            <w:r>
-              <w:t>VARCHAR(10)</w:t>
+            <w:proofErr w:type="gramStart"/>
+            <w:r>
+              <w:t>VARCHAR(</w:t>
+            </w:r>
+            <w:proofErr w:type="gramEnd"/>
+            <w:r>
+              <w:t>10)</w:t>
             </w:r>
           </w:p>
         </w:tc>
@@ -19006,9 +19530,11 @@
             <w:vAlign w:val="center"/>
           </w:tcPr>
           <w:p>
+            <w:proofErr w:type="spellStart"/>
             <w:r>
               <w:t>transaction_date</w:t>
             </w:r>
+            <w:proofErr w:type="spellEnd"/>
           </w:p>
         </w:tc>
         <w:tc>
@@ -19071,9 +19597,11 @@
             <w:vAlign w:val="center"/>
           </w:tcPr>
           <w:p>
+            <w:proofErr w:type="spellStart"/>
             <w:r>
               <w:t>transaction_type</w:t>
             </w:r>
+            <w:proofErr w:type="spellEnd"/>
           </w:p>
         </w:tc>
         <w:tc>
@@ -19082,8 +19610,13 @@
             <w:vAlign w:val="center"/>
           </w:tcPr>
           <w:p>
-            <w:r>
-              <w:t>VARCHAR(20)</w:t>
+            <w:proofErr w:type="gramStart"/>
+            <w:r>
+              <w:t>VARCHAR(</w:t>
+            </w:r>
+            <w:proofErr w:type="gramEnd"/>
+            <w:r>
+              <w:t>20)</w:t>
             </w:r>
           </w:p>
         </w:tc>
@@ -19147,8 +19680,13 @@
             <w:vAlign w:val="center"/>
           </w:tcPr>
           <w:p>
-            <w:r>
-              <w:t>VARCHAR(255)</w:t>
+            <w:proofErr w:type="gramStart"/>
+            <w:r>
+              <w:t>VARCHAR(</w:t>
+            </w:r>
+            <w:proofErr w:type="gramEnd"/>
+            <w:r>
+              <w:t>255)</w:t>
             </w:r>
           </w:p>
         </w:tc>
@@ -19204,9 +19742,11 @@
             <w:vAlign w:val="center"/>
           </w:tcPr>
           <w:p>
+            <w:proofErr w:type="spellStart"/>
             <w:r>
               <w:t>category_id</w:t>
             </w:r>
+            <w:proofErr w:type="spellEnd"/>
           </w:p>
         </w:tc>
         <w:tc>
@@ -19269,9 +19809,11 @@
             <w:vAlign w:val="center"/>
           </w:tcPr>
           <w:p>
+            <w:proofErr w:type="spellStart"/>
             <w:r>
               <w:t>category_name</w:t>
             </w:r>
+            <w:proofErr w:type="spellEnd"/>
           </w:p>
         </w:tc>
         <w:tc>
@@ -19280,8 +19822,13 @@
             <w:vAlign w:val="center"/>
           </w:tcPr>
           <w:p>
-            <w:r>
-              <w:t>VARCHAR(50)</w:t>
+            <w:proofErr w:type="gramStart"/>
+            <w:r>
+              <w:t>VARCHAR(</w:t>
+            </w:r>
+            <w:proofErr w:type="gramEnd"/>
+            <w:r>
+              <w:t>50)</w:t>
             </w:r>
           </w:p>
         </w:tc>
@@ -19334,9 +19881,11 @@
             <w:vAlign w:val="center"/>
           </w:tcPr>
           <w:p>
+            <w:proofErr w:type="spellStart"/>
             <w:r>
               <w:t>category_type</w:t>
             </w:r>
+            <w:proofErr w:type="spellEnd"/>
           </w:p>
         </w:tc>
         <w:tc>
@@ -19345,8 +19894,13 @@
             <w:vAlign w:val="center"/>
           </w:tcPr>
           <w:p>
-            <w:r>
-              <w:t>VARCHAR(20)</w:t>
+            <w:proofErr w:type="gramStart"/>
+            <w:r>
+              <w:t>VARCHAR(</w:t>
+            </w:r>
+            <w:proofErr w:type="gramEnd"/>
+            <w:r>
+              <w:t>20)</w:t>
             </w:r>
           </w:p>
         </w:tc>
@@ -19402,9 +19956,11 @@
             <w:vAlign w:val="center"/>
           </w:tcPr>
           <w:p>
+            <w:proofErr w:type="spellStart"/>
             <w:r>
               <w:t>budget_id</w:t>
             </w:r>
+            <w:proofErr w:type="spellEnd"/>
           </w:p>
         </w:tc>
         <w:tc>
@@ -19467,9 +20023,11 @@
             <w:vAlign w:val="center"/>
           </w:tcPr>
           <w:p>
+            <w:proofErr w:type="spellStart"/>
             <w:r>
               <w:t>user_id</w:t>
             </w:r>
+            <w:proofErr w:type="spellEnd"/>
           </w:p>
         </w:tc>
         <w:tc>
@@ -19501,7 +20059,15 @@
           </w:tcPr>
           <w:p>
             <w:r>
-              <w:t>Foreign key referencing Users.user_id.</w:t>
+              <w:t xml:space="preserve">Foreign key referencing </w:t>
+            </w:r>
+            <w:proofErr w:type="spellStart"/>
+            <w:r>
+              <w:t>Users.user_id</w:t>
+            </w:r>
+            <w:proofErr w:type="spellEnd"/>
+            <w:r>
+              <w:t>.</w:t>
             </w:r>
           </w:p>
         </w:tc>
@@ -19543,8 +20109,13 @@
             <w:vAlign w:val="center"/>
           </w:tcPr>
           <w:p>
-            <w:r>
-              <w:t>VARCHAR(20)</w:t>
+            <w:proofErr w:type="gramStart"/>
+            <w:r>
+              <w:t>VARCHAR(</w:t>
+            </w:r>
+            <w:proofErr w:type="gramEnd"/>
+            <w:r>
+              <w:t>20)</w:t>
             </w:r>
           </w:p>
         </w:tc>
@@ -19597,9 +20168,11 @@
             <w:vAlign w:val="center"/>
           </w:tcPr>
           <w:p>
+            <w:proofErr w:type="spellStart"/>
             <w:r>
               <w:t>budget_amount</w:t>
             </w:r>
+            <w:proofErr w:type="spellEnd"/>
           </w:p>
         </w:tc>
         <w:tc>
@@ -19608,8 +20181,13 @@
             <w:vAlign w:val="center"/>
           </w:tcPr>
           <w:p>
-            <w:r>
-              <w:t>DECIMAL(10,2)</w:t>
+            <w:proofErr w:type="gramStart"/>
+            <w:r>
+              <w:t>DECIMAL(</w:t>
+            </w:r>
+            <w:proofErr w:type="gramEnd"/>
+            <w:r>
+              <w:t>10,2)</w:t>
             </w:r>
           </w:p>
         </w:tc>
@@ -19652,6 +20230,7 @@
               </w:rPr>
             </w:pPr>
             <w:r>
+              <w:lastRenderedPageBreak/>
               <w:t>Budgets</w:t>
             </w:r>
           </w:p>
@@ -19662,9 +20241,11 @@
             <w:vAlign w:val="center"/>
           </w:tcPr>
           <w:p>
+            <w:proofErr w:type="spellStart"/>
             <w:r>
               <w:t>remaining_balance</w:t>
             </w:r>
+            <w:proofErr w:type="spellEnd"/>
           </w:p>
         </w:tc>
         <w:tc>
@@ -19673,8 +20254,13 @@
             <w:vAlign w:val="center"/>
           </w:tcPr>
           <w:p>
-            <w:r>
-              <w:t>DECIMAL(10,2)</w:t>
+            <w:proofErr w:type="gramStart"/>
+            <w:r>
+              <w:t>DECIMAL(</w:t>
+            </w:r>
+            <w:proofErr w:type="gramEnd"/>
+            <w:r>
+              <w:t>10,2)</w:t>
             </w:r>
           </w:p>
         </w:tc>
@@ -19716,12 +20302,14 @@
                 <w:rStyle w:val="Strong"/>
               </w:rPr>
             </w:pPr>
+            <w:proofErr w:type="spellStart"/>
             <w:r>
               <w:rPr>
                 <w:rStyle w:val="Strong"/>
               </w:rPr>
               <w:t>FinancialReports</w:t>
             </w:r>
+            <w:proofErr w:type="spellEnd"/>
           </w:p>
         </w:tc>
         <w:tc>
@@ -19730,9 +20318,11 @@
             <w:vAlign w:val="center"/>
           </w:tcPr>
           <w:p>
+            <w:proofErr w:type="spellStart"/>
             <w:r>
               <w:t>report_id</w:t>
             </w:r>
+            <w:proofErr w:type="spellEnd"/>
           </w:p>
         </w:tc>
         <w:tc>
@@ -19784,9 +20374,11 @@
                 <w:rStyle w:val="Strong"/>
               </w:rPr>
             </w:pPr>
+            <w:proofErr w:type="spellStart"/>
             <w:r>
               <w:t>FinancialReports</w:t>
             </w:r>
+            <w:proofErr w:type="spellEnd"/>
           </w:p>
         </w:tc>
         <w:tc>
@@ -19795,9 +20387,11 @@
             <w:vAlign w:val="center"/>
           </w:tcPr>
           <w:p>
+            <w:proofErr w:type="spellStart"/>
             <w:r>
               <w:t>user_id</w:t>
             </w:r>
+            <w:proofErr w:type="spellEnd"/>
           </w:p>
         </w:tc>
         <w:tc>
@@ -19829,7 +20423,15 @@
           </w:tcPr>
           <w:p>
             <w:r>
-              <w:t>Foreign key referencing Users.user_id.</w:t>
+              <w:t xml:space="preserve">Foreign key referencing </w:t>
+            </w:r>
+            <w:proofErr w:type="spellStart"/>
+            <w:r>
+              <w:t>Users.user_id</w:t>
+            </w:r>
+            <w:proofErr w:type="spellEnd"/>
+            <w:r>
+              <w:t>.</w:t>
             </w:r>
           </w:p>
         </w:tc>
@@ -19844,10 +20446,11 @@
             <w:vAlign w:val="center"/>
           </w:tcPr>
           <w:p>
-            <w:r>
-              <w:lastRenderedPageBreak/>
+            <w:proofErr w:type="spellStart"/>
+            <w:r>
               <w:t>FinancialReports</w:t>
             </w:r>
+            <w:proofErr w:type="spellEnd"/>
           </w:p>
         </w:tc>
         <w:tc>
@@ -19856,9 +20459,11 @@
             <w:vAlign w:val="center"/>
           </w:tcPr>
           <w:p>
+            <w:proofErr w:type="spellStart"/>
             <w:r>
               <w:t>total_income</w:t>
             </w:r>
+            <w:proofErr w:type="spellEnd"/>
           </w:p>
         </w:tc>
         <w:tc>
@@ -19867,8 +20472,13 @@
             <w:vAlign w:val="center"/>
           </w:tcPr>
           <w:p>
-            <w:r>
-              <w:t>DECIMAL(10,2)</w:t>
+            <w:proofErr w:type="gramStart"/>
+            <w:r>
+              <w:t>DECIMAL(</w:t>
+            </w:r>
+            <w:proofErr w:type="gramEnd"/>
+            <w:r>
+              <w:t>10,2)</w:t>
             </w:r>
           </w:p>
         </w:tc>
@@ -19905,9 +20515,11 @@
             <w:vAlign w:val="center"/>
           </w:tcPr>
           <w:p>
+            <w:proofErr w:type="spellStart"/>
             <w:r>
               <w:t>FinancialReports</w:t>
             </w:r>
+            <w:proofErr w:type="spellEnd"/>
           </w:p>
         </w:tc>
         <w:tc>
@@ -19916,9 +20528,11 @@
             <w:vAlign w:val="center"/>
           </w:tcPr>
           <w:p>
+            <w:proofErr w:type="spellStart"/>
             <w:r>
               <w:t>total_expense</w:t>
             </w:r>
+            <w:proofErr w:type="spellEnd"/>
           </w:p>
         </w:tc>
         <w:tc>
@@ -19927,8 +20541,13 @@
             <w:vAlign w:val="center"/>
           </w:tcPr>
           <w:p>
-            <w:r>
-              <w:t>DECIMAL(10,2)</w:t>
+            <w:proofErr w:type="gramStart"/>
+            <w:r>
+              <w:t>DECIMAL(</w:t>
+            </w:r>
+            <w:proofErr w:type="gramEnd"/>
+            <w:r>
+              <w:t>10,2)</w:t>
             </w:r>
           </w:p>
         </w:tc>
@@ -19965,9 +20584,11 @@
             <w:vAlign w:val="center"/>
           </w:tcPr>
           <w:p>
+            <w:proofErr w:type="spellStart"/>
             <w:r>
               <w:t>FinancialReports</w:t>
             </w:r>
+            <w:proofErr w:type="spellEnd"/>
           </w:p>
         </w:tc>
         <w:tc>
@@ -19976,9 +20597,11 @@
             <w:vAlign w:val="center"/>
           </w:tcPr>
           <w:p>
+            <w:proofErr w:type="spellStart"/>
             <w:r>
               <w:t>spending_health_score</w:t>
             </w:r>
+            <w:proofErr w:type="spellEnd"/>
           </w:p>
         </w:tc>
         <w:tc>
@@ -20025,9 +20648,11 @@
             <w:vAlign w:val="center"/>
           </w:tcPr>
           <w:p>
+            <w:proofErr w:type="spellStart"/>
             <w:r>
               <w:t>FinancialReports</w:t>
             </w:r>
+            <w:proofErr w:type="spellEnd"/>
           </w:p>
         </w:tc>
         <w:tc>
@@ -20036,9 +20661,11 @@
             <w:vAlign w:val="center"/>
           </w:tcPr>
           <w:p>
+            <w:proofErr w:type="spellStart"/>
             <w:r>
               <w:t>alert_message</w:t>
             </w:r>
+            <w:proofErr w:type="spellEnd"/>
           </w:p>
         </w:tc>
         <w:tc>
@@ -20047,8 +20674,13 @@
             <w:vAlign w:val="center"/>
           </w:tcPr>
           <w:p>
-            <w:r>
-              <w:t>VARCHAR(255)</w:t>
+            <w:proofErr w:type="gramStart"/>
+            <w:r>
+              <w:t>VARCHAR(</w:t>
+            </w:r>
+            <w:proofErr w:type="gramEnd"/>
+            <w:r>
+              <w:t>255)</w:t>
             </w:r>
           </w:p>
         </w:tc>
@@ -20085,9 +20717,11 @@
             <w:vAlign w:val="center"/>
           </w:tcPr>
           <w:p>
+            <w:proofErr w:type="spellStart"/>
             <w:r>
               <w:t>FinancialReports</w:t>
             </w:r>
+            <w:proofErr w:type="spellEnd"/>
           </w:p>
         </w:tc>
         <w:tc>
@@ -20096,9 +20730,11 @@
             <w:vAlign w:val="center"/>
           </w:tcPr>
           <w:p>
+            <w:proofErr w:type="spellStart"/>
             <w:r>
               <w:t>generated_at</w:t>
             </w:r>
+            <w:proofErr w:type="spellEnd"/>
           </w:p>
         </w:tc>
         <w:tc>
@@ -20108,7 +20744,7 @@
           </w:tcPr>
           <w:p>
             <w:r>
-              <w:t>DATETIME</w:t>
+              <w:t>TIMESTAMP</w:t>
             </w:r>
           </w:p>
         </w:tc>
@@ -20389,7 +21025,23 @@
                 <w:rFonts w:ascii="Times New Roman" w:hAnsi="Times New Roman" w:cs="Times New Roman"/>
                 <w:sz w:val="18"/>
               </w:rPr>
-              <w:t>Project can run locally with documented setup steps.</w:t>
+              <w:t xml:space="preserve">Project can </w:t>
+            </w:r>
+            <w:proofErr w:type="gramStart"/>
+            <w:r>
+              <w:rPr>
+                <w:rFonts w:ascii="Times New Roman" w:hAnsi="Times New Roman" w:cs="Times New Roman"/>
+                <w:sz w:val="18"/>
+              </w:rPr>
+              <w:t>run</w:t>
+            </w:r>
+            <w:proofErr w:type="gramEnd"/>
+            <w:r>
+              <w:rPr>
+                <w:rFonts w:ascii="Times New Roman" w:hAnsi="Times New Roman" w:cs="Times New Roman"/>
+                <w:sz w:val="18"/>
+              </w:rPr>
+              <w:t xml:space="preserve"> locally with documented setup steps.</w:t>
             </w:r>
           </w:p>
         </w:tc>
@@ -23578,7 +24230,31 @@
           <w:szCs w:val="24"/>
           <w:lang w:val="en-CA"/>
         </w:rPr>
-        <w:t>You Need A Budget</w:t>
+        <w:t xml:space="preserve">You Need </w:t>
+      </w:r>
+      <w:proofErr w:type="gramStart"/>
+      <w:r>
+        <w:rPr>
+          <w:rFonts w:ascii="Times New Roman" w:eastAsia="Times New Roman" w:hAnsi="Times New Roman" w:cs="Times New Roman"/>
+          <w:i/>
+          <w:iCs/>
+          <w:sz w:val="24"/>
+          <w:szCs w:val="24"/>
+          <w:lang w:val="en-CA"/>
+        </w:rPr>
+        <w:t>A</w:t>
+      </w:r>
+      <w:proofErr w:type="gramEnd"/>
+      <w:r>
+        <w:rPr>
+          <w:rFonts w:ascii="Times New Roman" w:eastAsia="Times New Roman" w:hAnsi="Times New Roman" w:cs="Times New Roman"/>
+          <w:i/>
+          <w:iCs/>
+          <w:sz w:val="24"/>
+          <w:szCs w:val="24"/>
+          <w:lang w:val="en-CA"/>
+        </w:rPr>
+        <w:t xml:space="preserve"> Budget</w:t>
       </w:r>
       <w:r>
         <w:rPr>
@@ -23613,6 +24289,7 @@
           <w:lang w:val="en-CA"/>
         </w:rPr>
       </w:pPr>
+      <w:proofErr w:type="spellStart"/>
       <w:r>
         <w:rPr>
           <w:rFonts w:ascii="Times New Roman" w:eastAsia="Times New Roman" w:hAnsi="Times New Roman" w:cs="Times New Roman"/>
@@ -23620,8 +24297,19 @@
           <w:szCs w:val="24"/>
           <w:lang w:val="en-CA"/>
         </w:rPr>
-        <w:t xml:space="preserve">PocketGuard. (n.d.). </w:t>
+        <w:t>PocketGuard</w:t>
       </w:r>
+      <w:proofErr w:type="spellEnd"/>
+      <w:r>
+        <w:rPr>
+          <w:rFonts w:ascii="Times New Roman" w:eastAsia="Times New Roman" w:hAnsi="Times New Roman" w:cs="Times New Roman"/>
+          <w:sz w:val="24"/>
+          <w:szCs w:val="24"/>
+          <w:lang w:val="en-CA"/>
+        </w:rPr>
+        <w:t xml:space="preserve">. (n.d.). </w:t>
+      </w:r>
+      <w:proofErr w:type="spellStart"/>
       <w:r>
         <w:rPr>
           <w:rFonts w:ascii="Times New Roman" w:eastAsia="Times New Roman" w:hAnsi="Times New Roman" w:cs="Times New Roman"/>
@@ -23631,7 +24319,19 @@
           <w:szCs w:val="24"/>
           <w:lang w:val="en-CA"/>
         </w:rPr>
-        <w:t>PocketGuard budgeting app</w:t>
+        <w:t>PocketGuard</w:t>
+      </w:r>
+      <w:proofErr w:type="spellEnd"/>
+      <w:r>
+        <w:rPr>
+          <w:rFonts w:ascii="Times New Roman" w:eastAsia="Times New Roman" w:hAnsi="Times New Roman" w:cs="Times New Roman"/>
+          <w:i/>
+          <w:iCs/>
+          <w:sz w:val="24"/>
+          <w:szCs w:val="24"/>
+          <w:lang w:val="en-CA"/>
+        </w:rPr>
+        <w:t xml:space="preserve"> budgeting app</w:t>
       </w:r>
       <w:r>
         <w:rPr>
@@ -23683,7 +24383,7 @@
 </file>
 
 <file path=word/endnotes.xml><?xml version="1.0" encoding="utf-8"?>
-<w:endnotes xmlns:wpc="http://schemas.microsoft.com/office/word/2010/wordprocessingCanvas" xmlns:cx="http://schemas.microsoft.com/office/drawing/2014/chartex" xmlns:cx1="http://schemas.microsoft.com/office/drawing/2015/9/8/chartex" xmlns:cx2="http://schemas.microsoft.com/office/drawing/2015/10/21/chartex" xmlns:cx3="http://schemas.microsoft.com/office/drawing/2016/5/9/chartex" xmlns:cx4="http://schemas.microsoft.com/office/drawing/2016/5/10/chartex" xmlns:cx5="http://schemas.microsoft.com/office/drawing/2016/5/11/chartex" xmlns:cx6="http://schemas.microsoft.com/office/drawing/2016/5/12/chartex" xmlns:cx7="http://schemas.microsoft.com/office/drawing/2016/5/13/chartex" xmlns:cx8="http://schemas.microsoft.com/office/drawing/2016/5/14/chartex" xmlns:mc="http://schemas.openxmlformats.org/markup-compatibility/2006" xmlns:m="http://schemas.openxmlformats.org/officeDocument/2006/math" xmlns:aink="http://schemas.microsoft.com/office/drawing/2016/ink" xmlns:am3d="http://schemas.microsoft.com/office/drawing/2017/model3d" xmlns:oel="http://schemas.microsoft.com/office/2019/extlst" xmlns:r="http://schemas.openxmlformats.org/officeDocument/2006/relationships" xmlns:wp14="http://schemas.microsoft.com/office/word/2010/wordprocessingDrawing" xmlns:wp="http://schemas.openxmlformats.org/drawingml/2006/wordprocessingDrawing" xmlns:wpg="http://schemas.microsoft.com/office/word/2010/wordprocessingGroup" xmlns:wpi="http://schemas.microsoft.com/office/word/2010/wordprocessingInk" xmlns:wps="http://schemas.microsoft.com/office/word/2010/wordprocessingShape" xmlns:o="urn:schemas-microsoft-com:office:office" xmlns:v="urn:schemas-microsoft-com:vml" xmlns:w10="urn:schemas-microsoft-com:office:word" xmlns:w="http://schemas.openxmlformats.org/wordprocessingml/2006/main" xmlns:w14="http://schemas.microsoft.com/office/word/2010/wordml" xmlns:w15="http://schemas.microsoft.com/office/word/2012/wordml" xmlns:w16cei="http://schemas.microsoft.com/office/word/2026/wordml/cei" xmlns:w16cex="http://schemas.microsoft.com/office/word/2018/wordml/cex" xmlns:w16cid="http://schemas.microsoft.com/office/word/2016/wordml/cid" xmlns:w16="http://schemas.microsoft.com/office/word/2018/wordml" xmlns:w16sdtdh="http://schemas.microsoft.com/office/word/2020/wordml/sdtdatahash" xmlns:w16sdtfl="http://schemas.microsoft.com/office/word/2024/wordml/sdtformatlock" xmlns:w16se="http://schemas.microsoft.com/office/word/2015/wordml/symex" xmlns:w16du="http://schemas.microsoft.com/office/word/2023/wordml/word16du" xmlns:wne="http://schemas.microsoft.com/office/word/2006/wordml" mc:Ignorable="w14 w15 w16se w16cid w16 w16cex w16sdtdh w16sdtfl w16du wp14">
+<w:endnotes xmlns:wpc="http://schemas.microsoft.com/office/word/2010/wordprocessingCanvas" xmlns:cx="http://schemas.microsoft.com/office/drawing/2014/chartex" xmlns:cx1="http://schemas.microsoft.com/office/drawing/2015/9/8/chartex" xmlns:cx2="http://schemas.microsoft.com/office/drawing/2015/10/21/chartex" xmlns:cx3="http://schemas.microsoft.com/office/drawing/2016/5/9/chartex" xmlns:cx4="http://schemas.microsoft.com/office/drawing/2016/5/10/chartex" xmlns:cx5="http://schemas.microsoft.com/office/drawing/2016/5/11/chartex" xmlns:cx6="http://schemas.microsoft.com/office/drawing/2016/5/12/chartex" xmlns:cx7="http://schemas.microsoft.com/office/drawing/2016/5/13/chartex" xmlns:cx8="http://schemas.microsoft.com/office/drawing/2016/5/14/chartex" xmlns:mc="http://schemas.openxmlformats.org/markup-compatibility/2006" xmlns:aink="http://schemas.microsoft.com/office/drawing/2016/ink" xmlns:am3d="http://schemas.microsoft.com/office/drawing/2017/model3d" xmlns:o="urn:schemas-microsoft-com:office:office" xmlns:oel="http://schemas.microsoft.com/office/2019/extlst" xmlns:r="http://schemas.openxmlformats.org/officeDocument/2006/relationships" xmlns:m="http://schemas.openxmlformats.org/officeDocument/2006/math" xmlns:v="urn:schemas-microsoft-com:vml" xmlns:wp14="http://schemas.microsoft.com/office/word/2010/wordprocessingDrawing" xmlns:wp="http://schemas.openxmlformats.org/drawingml/2006/wordprocessingDrawing" xmlns:w10="urn:schemas-microsoft-com:office:word" xmlns:w="http://schemas.openxmlformats.org/wordprocessingml/2006/main" xmlns:w14="http://schemas.microsoft.com/office/word/2010/wordml" xmlns:w15="http://schemas.microsoft.com/office/word/2012/wordml" xmlns:w16cex="http://schemas.microsoft.com/office/word/2018/wordml/cex" xmlns:w16cid="http://schemas.microsoft.com/office/word/2016/wordml/cid" xmlns:w16="http://schemas.microsoft.com/office/word/2018/wordml" xmlns:w16du="http://schemas.microsoft.com/office/word/2023/wordml/word16du" xmlns:w16sdtdh="http://schemas.microsoft.com/office/word/2020/wordml/sdtdatahash" xmlns:w16sdtfl="http://schemas.microsoft.com/office/word/2024/wordml/sdtformatlock" xmlns:w16se="http://schemas.microsoft.com/office/word/2015/wordml/symex" xmlns:wpg="http://schemas.microsoft.com/office/word/2010/wordprocessingGroup" xmlns:wpi="http://schemas.microsoft.com/office/word/2010/wordprocessingInk" xmlns:wne="http://schemas.microsoft.com/office/word/2006/wordml" xmlns:wps="http://schemas.microsoft.com/office/word/2010/wordprocessingShape" mc:Ignorable="w14 w15 w16se w16cid w16 w16cex w16sdtdh w16sdtfl w16du wp14">
   <w:endnote w:type="separator" w:id="-1">
     <w:p>
       <w:pPr>
@@ -23708,7 +24408,7 @@
 </file>
 
 <file path=word/footer1.xml><?xml version="1.0" encoding="utf-8"?>
-<w:ftr xmlns:wpc="http://schemas.microsoft.com/office/word/2010/wordprocessingCanvas" xmlns:cx="http://schemas.microsoft.com/office/drawing/2014/chartex" xmlns:cx1="http://schemas.microsoft.com/office/drawing/2015/9/8/chartex" xmlns:cx2="http://schemas.microsoft.com/office/drawing/2015/10/21/chartex" xmlns:cx3="http://schemas.microsoft.com/office/drawing/2016/5/9/chartex" xmlns:cx4="http://schemas.microsoft.com/office/drawing/2016/5/10/chartex" xmlns:cx5="http://schemas.microsoft.com/office/drawing/2016/5/11/chartex" xmlns:cx6="http://schemas.microsoft.com/office/drawing/2016/5/12/chartex" xmlns:cx7="http://schemas.microsoft.com/office/drawing/2016/5/13/chartex" xmlns:cx8="http://schemas.microsoft.com/office/drawing/2016/5/14/chartex" xmlns:mc="http://schemas.openxmlformats.org/markup-compatibility/2006" xmlns:m="http://schemas.openxmlformats.org/officeDocument/2006/math" xmlns:aink="http://schemas.microsoft.com/office/drawing/2016/ink" xmlns:am3d="http://schemas.microsoft.com/office/drawing/2017/model3d" xmlns:oel="http://schemas.microsoft.com/office/2019/extlst" xmlns:r="http://schemas.openxmlformats.org/officeDocument/2006/relationships" xmlns:wp14="http://schemas.microsoft.com/office/word/2010/wordprocessingDrawing" xmlns:wp="http://schemas.openxmlformats.org/drawingml/2006/wordprocessingDrawing" xmlns:wpg="http://schemas.microsoft.com/office/word/2010/wordprocessingGroup" xmlns:wpi="http://schemas.microsoft.com/office/word/2010/wordprocessingInk" xmlns:wps="http://schemas.microsoft.com/office/word/2010/wordprocessingShape" xmlns:o="urn:schemas-microsoft-com:office:office" xmlns:v="urn:schemas-microsoft-com:vml" xmlns:w10="urn:schemas-microsoft-com:office:word" xmlns:w="http://schemas.openxmlformats.org/wordprocessingml/2006/main" xmlns:w14="http://schemas.microsoft.com/office/word/2010/wordml" xmlns:w15="http://schemas.microsoft.com/office/word/2012/wordml" xmlns:w16cei="http://schemas.microsoft.com/office/word/2026/wordml/cei" xmlns:w16cex="http://schemas.microsoft.com/office/word/2018/wordml/cex" xmlns:w16cid="http://schemas.microsoft.com/office/word/2016/wordml/cid" xmlns:w16="http://schemas.microsoft.com/office/word/2018/wordml" xmlns:w16sdtdh="http://schemas.microsoft.com/office/word/2020/wordml/sdtdatahash" xmlns:w16sdtfl="http://schemas.microsoft.com/office/word/2024/wordml/sdtformatlock" xmlns:w16se="http://schemas.microsoft.com/office/word/2015/wordml/symex" xmlns:w16du="http://schemas.microsoft.com/office/word/2023/wordml/word16du" xmlns:wne="http://schemas.microsoft.com/office/word/2006/wordml" mc:Ignorable="w14 w15 w16se w16cid w16 w16cex w16sdtdh w16sdtfl w16du wp14">
+<w:ftr xmlns:wpc="http://schemas.microsoft.com/office/word/2010/wordprocessingCanvas" xmlns:cx="http://schemas.microsoft.com/office/drawing/2014/chartex" xmlns:cx1="http://schemas.microsoft.com/office/drawing/2015/9/8/chartex" xmlns:cx2="http://schemas.microsoft.com/office/drawing/2015/10/21/chartex" xmlns:cx3="http://schemas.microsoft.com/office/drawing/2016/5/9/chartex" xmlns:cx4="http://schemas.microsoft.com/office/drawing/2016/5/10/chartex" xmlns:cx5="http://schemas.microsoft.com/office/drawing/2016/5/11/chartex" xmlns:cx6="http://schemas.microsoft.com/office/drawing/2016/5/12/chartex" xmlns:cx7="http://schemas.microsoft.com/office/drawing/2016/5/13/chartex" xmlns:cx8="http://schemas.microsoft.com/office/drawing/2016/5/14/chartex" xmlns:mc="http://schemas.openxmlformats.org/markup-compatibility/2006" xmlns:aink="http://schemas.microsoft.com/office/drawing/2016/ink" xmlns:am3d="http://schemas.microsoft.com/office/drawing/2017/model3d" xmlns:o="urn:schemas-microsoft-com:office:office" xmlns:oel="http://schemas.microsoft.com/office/2019/extlst" xmlns:r="http://schemas.openxmlformats.org/officeDocument/2006/relationships" xmlns:m="http://schemas.openxmlformats.org/officeDocument/2006/math" xmlns:v="urn:schemas-microsoft-com:vml" xmlns:wp14="http://schemas.microsoft.com/office/word/2010/wordprocessingDrawing" xmlns:wp="http://schemas.openxmlformats.org/drawingml/2006/wordprocessingDrawing" xmlns:w10="urn:schemas-microsoft-com:office:word" xmlns:w="http://schemas.openxmlformats.org/wordprocessingml/2006/main" xmlns:w14="http://schemas.microsoft.com/office/word/2010/wordml" xmlns:w15="http://schemas.microsoft.com/office/word/2012/wordml" xmlns:w16cex="http://schemas.microsoft.com/office/word/2018/wordml/cex" xmlns:w16cid="http://schemas.microsoft.com/office/word/2016/wordml/cid" xmlns:w16="http://schemas.microsoft.com/office/word/2018/wordml" xmlns:w16du="http://schemas.microsoft.com/office/word/2023/wordml/word16du" xmlns:w16sdtdh="http://schemas.microsoft.com/office/word/2020/wordml/sdtdatahash" xmlns:w16sdtfl="http://schemas.microsoft.com/office/word/2024/wordml/sdtformatlock" xmlns:w16se="http://schemas.microsoft.com/office/word/2015/wordml/symex" xmlns:wpg="http://schemas.microsoft.com/office/word/2010/wordprocessingGroup" xmlns:wpi="http://schemas.microsoft.com/office/word/2010/wordprocessingInk" xmlns:wne="http://schemas.microsoft.com/office/word/2006/wordml" xmlns:wps="http://schemas.microsoft.com/office/word/2010/wordprocessingShape" mc:Ignorable="w14 w15 w16se w16cid w16 w16cex w16sdtdh w16sdtfl w16du wp14">
   <w:p>
     <w:pPr>
       <w:pStyle w:val="Footer"/>
@@ -23755,7 +24455,7 @@
 </file>
 
 <file path=word/footnotes.xml><?xml version="1.0" encoding="utf-8"?>
-<w:footnotes xmlns:wpc="http://schemas.microsoft.com/office/word/2010/wordprocessingCanvas" xmlns:cx="http://schemas.microsoft.com/office/drawing/2014/chartex" xmlns:cx1="http://schemas.microsoft.com/office/drawing/2015/9/8/chartex" xmlns:cx2="http://schemas.microsoft.com/office/drawing/2015/10/21/chartex" xmlns:cx3="http://schemas.microsoft.com/office/drawing/2016/5/9/chartex" xmlns:cx4="http://schemas.microsoft.com/office/drawing/2016/5/10/chartex" xmlns:cx5="http://schemas.microsoft.com/office/drawing/2016/5/11/chartex" xmlns:cx6="http://schemas.microsoft.com/office/drawing/2016/5/12/chartex" xmlns:cx7="http://schemas.microsoft.com/office/drawing/2016/5/13/chartex" xmlns:cx8="http://schemas.microsoft.com/office/drawing/2016/5/14/chartex" xmlns:mc="http://schemas.openxmlformats.org/markup-compatibility/2006" xmlns:m="http://schemas.openxmlformats.org/officeDocument/2006/math" xmlns:aink="http://schemas.microsoft.com/office/drawing/2016/ink" xmlns:am3d="http://schemas.microsoft.com/office/drawing/2017/model3d" xmlns:oel="http://schemas.microsoft.com/office/2019/extlst" xmlns:r="http://schemas.openxmlformats.org/officeDocument/2006/relationships" xmlns:wp14="http://schemas.microsoft.com/office/word/2010/wordprocessingDrawing" xmlns:wp="http://schemas.openxmlformats.org/drawingml/2006/wordprocessingDrawing" xmlns:wpg="http://schemas.microsoft.com/office/word/2010/wordprocessingGroup" xmlns:wpi="http://schemas.microsoft.com/office/word/2010/wordprocessingInk" xmlns:wps="http://schemas.microsoft.com/office/word/2010/wordprocessingShape" xmlns:o="urn:schemas-microsoft-com:office:office" xmlns:v="urn:schemas-microsoft-com:vml" xmlns:w10="urn:schemas-microsoft-com:office:word" xmlns:w="http://schemas.openxmlformats.org/wordprocessingml/2006/main" xmlns:w14="http://schemas.microsoft.com/office/word/2010/wordml" xmlns:w15="http://schemas.microsoft.com/office/word/2012/wordml" xmlns:w16cei="http://schemas.microsoft.com/office/word/2026/wordml/cei" xmlns:w16cex="http://schemas.microsoft.com/office/word/2018/wordml/cex" xmlns:w16cid="http://schemas.microsoft.com/office/word/2016/wordml/cid" xmlns:w16="http://schemas.microsoft.com/office/word/2018/wordml" xmlns:w16sdtdh="http://schemas.microsoft.com/office/word/2020/wordml/sdtdatahash" xmlns:w16sdtfl="http://schemas.microsoft.com/office/word/2024/wordml/sdtformatlock" xmlns:w16se="http://schemas.microsoft.com/office/word/2015/wordml/symex" xmlns:w16du="http://schemas.microsoft.com/office/word/2023/wordml/word16du" xmlns:wne="http://schemas.microsoft.com/office/word/2006/wordml" mc:Ignorable="w14 w15 w16se w16cid w16 w16cex w16sdtdh w16sdtfl w16du wp14">
+<w:footnotes xmlns:wpc="http://schemas.microsoft.com/office/word/2010/wordprocessingCanvas" xmlns:cx="http://schemas.microsoft.com/office/drawing/2014/chartex" xmlns:cx1="http://schemas.microsoft.com/office/drawing/2015/9/8/chartex" xmlns:cx2="http://schemas.microsoft.com/office/drawing/2015/10/21/chartex" xmlns:cx3="http://schemas.microsoft.com/office/drawing/2016/5/9/chartex" xmlns:cx4="http://schemas.microsoft.com/office/drawing/2016/5/10/chartex" xmlns:cx5="http://schemas.microsoft.com/office/drawing/2016/5/11/chartex" xmlns:cx6="http://schemas.microsoft.com/office/drawing/2016/5/12/chartex" xmlns:cx7="http://schemas.microsoft.com/office/drawing/2016/5/13/chartex" xmlns:cx8="http://schemas.microsoft.com/office/drawing/2016/5/14/chartex" xmlns:mc="http://schemas.openxmlformats.org/markup-compatibility/2006" xmlns:aink="http://schemas.microsoft.com/office/drawing/2016/ink" xmlns:am3d="http://schemas.microsoft.com/office/drawing/2017/model3d" xmlns:o="urn:schemas-microsoft-com:office:office" xmlns:oel="http://schemas.microsoft.com/office/2019/extlst" xmlns:r="http://schemas.openxmlformats.org/officeDocument/2006/relationships" xmlns:m="http://schemas.openxmlformats.org/officeDocument/2006/math" xmlns:v="urn:schemas-microsoft-com:vml" xmlns:wp14="http://schemas.microsoft.com/office/word/2010/wordprocessingDrawing" xmlns:wp="http://schemas.openxmlformats.org/drawingml/2006/wordprocessingDrawing" xmlns:w10="urn:schemas-microsoft-com:office:word" xmlns:w="http://schemas.openxmlformats.org/wordprocessingml/2006/main" xmlns:w14="http://schemas.microsoft.com/office/word/2010/wordml" xmlns:w15="http://schemas.microsoft.com/office/word/2012/wordml" xmlns:w16cex="http://schemas.microsoft.com/office/word/2018/wordml/cex" xmlns:w16cid="http://schemas.microsoft.com/office/word/2016/wordml/cid" xmlns:w16="http://schemas.microsoft.com/office/word/2018/wordml" xmlns:w16du="http://schemas.microsoft.com/office/word/2023/wordml/word16du" xmlns:w16sdtdh="http://schemas.microsoft.com/office/word/2020/wordml/sdtdatahash" xmlns:w16sdtfl="http://schemas.microsoft.com/office/word/2024/wordml/sdtformatlock" xmlns:w16se="http://schemas.microsoft.com/office/word/2015/wordml/symex" xmlns:wpg="http://schemas.microsoft.com/office/word/2010/wordprocessingGroup" xmlns:wpi="http://schemas.microsoft.com/office/word/2010/wordprocessingInk" xmlns:wne="http://schemas.microsoft.com/office/word/2006/wordml" xmlns:wps="http://schemas.microsoft.com/office/word/2010/wordprocessingShape" mc:Ignorable="w14 w15 w16se w16cid w16 w16cex w16sdtdh w16sdtfl w16du wp14">
   <w:footnote w:type="separator" w:id="-1">
     <w:p>
       <w:pPr>
@@ -23780,7 +24480,7 @@
 </file>
 
 <file path=word/header1.xml><?xml version="1.0" encoding="utf-8"?>
-<w:hdr xmlns:wpc="http://schemas.microsoft.com/office/word/2010/wordprocessingCanvas" xmlns:cx="http://schemas.microsoft.com/office/drawing/2014/chartex" xmlns:cx1="http://schemas.microsoft.com/office/drawing/2015/9/8/chartex" xmlns:cx2="http://schemas.microsoft.com/office/drawing/2015/10/21/chartex" xmlns:cx3="http://schemas.microsoft.com/office/drawing/2016/5/9/chartex" xmlns:cx4="http://schemas.microsoft.com/office/drawing/2016/5/10/chartex" xmlns:cx5="http://schemas.microsoft.com/office/drawing/2016/5/11/chartex" xmlns:cx6="http://schemas.microsoft.com/office/drawing/2016/5/12/chartex" xmlns:cx7="http://schemas.microsoft.com/office/drawing/2016/5/13/chartex" xmlns:cx8="http://schemas.microsoft.com/office/drawing/2016/5/14/chartex" xmlns:mc="http://schemas.openxmlformats.org/markup-compatibility/2006" xmlns:m="http://schemas.openxmlformats.org/officeDocument/2006/math" xmlns:aink="http://schemas.microsoft.com/office/drawing/2016/ink" xmlns:am3d="http://schemas.microsoft.com/office/drawing/2017/model3d" xmlns:oel="http://schemas.microsoft.com/office/2019/extlst" xmlns:r="http://schemas.openxmlformats.org/officeDocument/2006/relationships" xmlns:wp14="http://schemas.microsoft.com/office/word/2010/wordprocessingDrawing" xmlns:wp="http://schemas.openxmlformats.org/drawingml/2006/wordprocessingDrawing" xmlns:wpg="http://schemas.microsoft.com/office/word/2010/wordprocessingGroup" xmlns:wpi="http://schemas.microsoft.com/office/word/2010/wordprocessingInk" xmlns:wps="http://schemas.microsoft.com/office/word/2010/wordprocessingShape" xmlns:o="urn:schemas-microsoft-com:office:office" xmlns:v="urn:schemas-microsoft-com:vml" xmlns:w10="urn:schemas-microsoft-com:office:word" xmlns:w="http://schemas.openxmlformats.org/wordprocessingml/2006/main" xmlns:w14="http://schemas.microsoft.com/office/word/2010/wordml" xmlns:w15="http://schemas.microsoft.com/office/word/2012/wordml" xmlns:w16cei="http://schemas.microsoft.com/office/word/2026/wordml/cei" xmlns:w16cex="http://schemas.microsoft.com/office/word/2018/wordml/cex" xmlns:w16cid="http://schemas.microsoft.com/office/word/2016/wordml/cid" xmlns:w16="http://schemas.microsoft.com/office/word/2018/wordml" xmlns:w16sdtdh="http://schemas.microsoft.com/office/word/2020/wordml/sdtdatahash" xmlns:w16sdtfl="http://schemas.microsoft.com/office/word/2024/wordml/sdtformatlock" xmlns:w16se="http://schemas.microsoft.com/office/word/2015/wordml/symex" xmlns:w16du="http://schemas.microsoft.com/office/word/2023/wordml/word16du" xmlns:wne="http://schemas.microsoft.com/office/word/2006/wordml" mc:Ignorable="w14 w15 w16se w16cid w16 w16cex w16sdtdh w16sdtfl w16du wp14">
+<w:hdr xmlns:wpc="http://schemas.microsoft.com/office/word/2010/wordprocessingCanvas" xmlns:cx="http://schemas.microsoft.com/office/drawing/2014/chartex" xmlns:cx1="http://schemas.microsoft.com/office/drawing/2015/9/8/chartex" xmlns:cx2="http://schemas.microsoft.com/office/drawing/2015/10/21/chartex" xmlns:cx3="http://schemas.microsoft.com/office/drawing/2016/5/9/chartex" xmlns:cx4="http://schemas.microsoft.com/office/drawing/2016/5/10/chartex" xmlns:cx5="http://schemas.microsoft.com/office/drawing/2016/5/11/chartex" xmlns:cx6="http://schemas.microsoft.com/office/drawing/2016/5/12/chartex" xmlns:cx7="http://schemas.microsoft.com/office/drawing/2016/5/13/chartex" xmlns:cx8="http://schemas.microsoft.com/office/drawing/2016/5/14/chartex" xmlns:mc="http://schemas.openxmlformats.org/markup-compatibility/2006" xmlns:aink="http://schemas.microsoft.com/office/drawing/2016/ink" xmlns:am3d="http://schemas.microsoft.com/office/drawing/2017/model3d" xmlns:o="urn:schemas-microsoft-com:office:office" xmlns:oel="http://schemas.microsoft.com/office/2019/extlst" xmlns:r="http://schemas.openxmlformats.org/officeDocument/2006/relationships" xmlns:m="http://schemas.openxmlformats.org/officeDocument/2006/math" xmlns:v="urn:schemas-microsoft-com:vml" xmlns:wp14="http://schemas.microsoft.com/office/word/2010/wordprocessingDrawing" xmlns:wp="http://schemas.openxmlformats.org/drawingml/2006/wordprocessingDrawing" xmlns:w10="urn:schemas-microsoft-com:office:word" xmlns:w="http://schemas.openxmlformats.org/wordprocessingml/2006/main" xmlns:w14="http://schemas.microsoft.com/office/word/2010/wordml" xmlns:w15="http://schemas.microsoft.com/office/word/2012/wordml" xmlns:w16cex="http://schemas.microsoft.com/office/word/2018/wordml/cex" xmlns:w16cid="http://schemas.microsoft.com/office/word/2016/wordml/cid" xmlns:w16="http://schemas.microsoft.com/office/word/2018/wordml" xmlns:w16du="http://schemas.microsoft.com/office/word/2023/wordml/word16du" xmlns:w16sdtdh="http://schemas.microsoft.com/office/word/2020/wordml/sdtdatahash" xmlns:w16sdtfl="http://schemas.microsoft.com/office/word/2024/wordml/sdtformatlock" xmlns:w16se="http://schemas.microsoft.com/office/word/2015/wordml/symex" xmlns:wpg="http://schemas.microsoft.com/office/word/2010/wordprocessingGroup" xmlns:wpi="http://schemas.microsoft.com/office/word/2010/wordprocessingInk" xmlns:wne="http://schemas.microsoft.com/office/word/2006/wordml" xmlns:wps="http://schemas.microsoft.com/office/word/2010/wordprocessingShape" mc:Ignorable="w14 w15 w16se w16cid w16 w16cex w16sdtdh w16sdtfl w16du wp14">
   <w:p>
     <w:pPr>
       <w:pStyle w:val="Header"/>
@@ -23803,7 +24503,7 @@
 </file>
 
 <file path=word/numbering.xml><?xml version="1.0" encoding="utf-8"?>
-<w:numbering xmlns:wpc="http://schemas.microsoft.com/office/word/2010/wordprocessingCanvas" xmlns:cx="http://schemas.microsoft.com/office/drawing/2014/chartex" xmlns:cx1="http://schemas.microsoft.com/office/drawing/2015/9/8/chartex" xmlns:cx2="http://schemas.microsoft.com/office/drawing/2015/10/21/chartex" xmlns:cx3="http://schemas.microsoft.com/office/drawing/2016/5/9/chartex" xmlns:cx4="http://schemas.microsoft.com/office/drawing/2016/5/10/chartex" xmlns:cx5="http://schemas.microsoft.com/office/drawing/2016/5/11/chartex" xmlns:cx6="http://schemas.microsoft.com/office/drawing/2016/5/12/chartex" xmlns:cx7="http://schemas.microsoft.com/office/drawing/2016/5/13/chartex" xmlns:cx8="http://schemas.microsoft.com/office/drawing/2016/5/14/chartex" xmlns:mc="http://schemas.openxmlformats.org/markup-compatibility/2006" xmlns:m="http://schemas.openxmlformats.org/officeDocument/2006/math" xmlns:aink="http://schemas.microsoft.com/office/drawing/2016/ink" xmlns:am3d="http://schemas.microsoft.com/office/drawing/2017/model3d" xmlns:oel="http://schemas.microsoft.com/office/2019/extlst" xmlns:r="http://schemas.openxmlformats.org/officeDocument/2006/relationships" xmlns:wp14="http://schemas.microsoft.com/office/word/2010/wordprocessingDrawing" xmlns:wp="http://schemas.openxmlformats.org/drawingml/2006/wordprocessingDrawing" xmlns:wpg="http://schemas.microsoft.com/office/word/2010/wordprocessingGroup" xmlns:wpi="http://schemas.microsoft.com/office/word/2010/wordprocessingInk" xmlns:wps="http://schemas.microsoft.com/office/word/2010/wordprocessingShape" xmlns:o="urn:schemas-microsoft-com:office:office" xmlns:v="urn:schemas-microsoft-com:vml" xmlns:w10="urn:schemas-microsoft-com:office:word" xmlns:w="http://schemas.openxmlformats.org/wordprocessingml/2006/main" xmlns:w14="http://schemas.microsoft.com/office/word/2010/wordml" xmlns:w15="http://schemas.microsoft.com/office/word/2012/wordml" xmlns:w16cei="http://schemas.microsoft.com/office/word/2026/wordml/cei" xmlns:w16cex="http://schemas.microsoft.com/office/word/2018/wordml/cex" xmlns:w16cid="http://schemas.microsoft.com/office/word/2016/wordml/cid" xmlns:w16="http://schemas.microsoft.com/office/word/2018/wordml" xmlns:w16sdtdh="http://schemas.microsoft.com/office/word/2020/wordml/sdtdatahash" xmlns:w16sdtfl="http://schemas.microsoft.com/office/word/2024/wordml/sdtformatlock" xmlns:w16se="http://schemas.microsoft.com/office/word/2015/wordml/symex" xmlns:w16du="http://schemas.microsoft.com/office/word/2023/wordml/word16du" xmlns:wne="http://schemas.microsoft.com/office/word/2006/wordml" mc:Ignorable="w14 w15 w16se w16cid w16 w16cex w16sdtdh w16sdtfl w16du wp14">
+<w:numbering xmlns:wpc="http://schemas.microsoft.com/office/word/2010/wordprocessingCanvas" xmlns:cx="http://schemas.microsoft.com/office/drawing/2014/chartex" xmlns:cx1="http://schemas.microsoft.com/office/drawing/2015/9/8/chartex" xmlns:cx2="http://schemas.microsoft.com/office/drawing/2015/10/21/chartex" xmlns:cx3="http://schemas.microsoft.com/office/drawing/2016/5/9/chartex" xmlns:cx4="http://schemas.microsoft.com/office/drawing/2016/5/10/chartex" xmlns:cx5="http://schemas.microsoft.com/office/drawing/2016/5/11/chartex" xmlns:cx6="http://schemas.microsoft.com/office/drawing/2016/5/12/chartex" xmlns:cx7="http://schemas.microsoft.com/office/drawing/2016/5/13/chartex" xmlns:cx8="http://schemas.microsoft.com/office/drawing/2016/5/14/chartex" xmlns:mc="http://schemas.openxmlformats.org/markup-compatibility/2006" xmlns:aink="http://schemas.microsoft.com/office/drawing/2016/ink" xmlns:am3d="http://schemas.microsoft.com/office/drawing/2017/model3d" xmlns:o="urn:schemas-microsoft-com:office:office" xmlns:oel="http://schemas.microsoft.com/office/2019/extlst" xmlns:r="http://schemas.openxmlformats.org/officeDocument/2006/relationships" xmlns:m="http://schemas.openxmlformats.org/officeDocument/2006/math" xmlns:v="urn:schemas-microsoft-com:vml" xmlns:wp14="http://schemas.microsoft.com/office/word/2010/wordprocessingDrawing" xmlns:wp="http://schemas.openxmlformats.org/drawingml/2006/wordprocessingDrawing" xmlns:w10="urn:schemas-microsoft-com:office:word" xmlns:w="http://schemas.openxmlformats.org/wordprocessingml/2006/main" xmlns:w14="http://schemas.microsoft.com/office/word/2010/wordml" xmlns:w15="http://schemas.microsoft.com/office/word/2012/wordml" xmlns:w16cex="http://schemas.microsoft.com/office/word/2018/wordml/cex" xmlns:w16cid="http://schemas.microsoft.com/office/word/2016/wordml/cid" xmlns:w16="http://schemas.microsoft.com/office/word/2018/wordml" xmlns:w16du="http://schemas.microsoft.com/office/word/2023/wordml/word16du" xmlns:w16sdtdh="http://schemas.microsoft.com/office/word/2020/wordml/sdtdatahash" xmlns:w16sdtfl="http://schemas.microsoft.com/office/word/2024/wordml/sdtformatlock" xmlns:w16se="http://schemas.microsoft.com/office/word/2015/wordml/symex" xmlns:wpg="http://schemas.microsoft.com/office/word/2010/wordprocessingGroup" xmlns:wpi="http://schemas.microsoft.com/office/word/2010/wordprocessingInk" xmlns:wne="http://schemas.microsoft.com/office/word/2006/wordml" xmlns:wps="http://schemas.microsoft.com/office/word/2010/wordprocessingShape" mc:Ignorable="w14 w15 w16se w16cid w16 w16cex w16sdtdh w16sdtfl w16du wp14">
   <w:abstractNum w:abstractNumId="0" w15:restartNumberingAfterBreak="0">
     <w:nsid w:val="FFFFFF7C"/>
     <w:multiLevelType w:val="singleLevel"/>
@@ -25150,7 +25850,7 @@
 </file>
 
 <file path=word/styles.xml><?xml version="1.0" encoding="utf-8"?>
-<w:styles xmlns:mc="http://schemas.openxmlformats.org/markup-compatibility/2006" xmlns:r="http://schemas.openxmlformats.org/officeDocument/2006/relationships" xmlns:w="http://schemas.openxmlformats.org/wordprocessingml/2006/main" xmlns:w14="http://schemas.microsoft.com/office/word/2010/wordml" xmlns:w15="http://schemas.microsoft.com/office/word/2012/wordml" xmlns:w16cex="http://schemas.microsoft.com/office/word/2018/wordml/cex" xmlns:w16cid="http://schemas.microsoft.com/office/word/2016/wordml/cid" xmlns:w16="http://schemas.microsoft.com/office/word/2018/wordml" xmlns:w16sdtdh="http://schemas.microsoft.com/office/word/2020/wordml/sdtdatahash" xmlns:w16sdtfl="http://schemas.microsoft.com/office/word/2024/wordml/sdtformatlock" xmlns:w16se="http://schemas.microsoft.com/office/word/2015/wordml/symex" xmlns:w16du="http://schemas.microsoft.com/office/word/2023/wordml/word16du" mc:Ignorable="w14 w15 w16se w16cid w16 w16cex w16sdtdh w16sdtfl w16du">
+<w:styles xmlns:mc="http://schemas.openxmlformats.org/markup-compatibility/2006" xmlns:r="http://schemas.openxmlformats.org/officeDocument/2006/relationships" xmlns:w="http://schemas.openxmlformats.org/wordprocessingml/2006/main" xmlns:w14="http://schemas.microsoft.com/office/word/2010/wordml" xmlns:w15="http://schemas.microsoft.com/office/word/2012/wordml" xmlns:w16cex="http://schemas.microsoft.com/office/word/2018/wordml/cex" xmlns:w16cid="http://schemas.microsoft.com/office/word/2016/wordml/cid" xmlns:w16="http://schemas.microsoft.com/office/word/2018/wordml" xmlns:w16du="http://schemas.microsoft.com/office/word/2023/wordml/word16du" xmlns:w16sdtdh="http://schemas.microsoft.com/office/word/2020/wordml/sdtdatahash" xmlns:w16sdtfl="http://schemas.microsoft.com/office/word/2024/wordml/sdtformatlock" xmlns:w16se="http://schemas.microsoft.com/office/word/2015/wordml/symex" mc:Ignorable="w14 w15 w16se w16cid w16 w16cex w16sdtdh w16sdtfl w16du">
   <w:docDefaults>
     <w:rPrDefault>
       <w:rPr>
@@ -25754,7 +26454,6 @@
   <w:style w:type="character" w:default="1" w:styleId="DefaultParagraphFont">
     <w:name w:val="Default Paragraph Font"/>
     <w:uiPriority w:val="1"/>
-    <w:semiHidden/>
     <w:unhideWhenUsed/>
   </w:style>
   <w:style w:type="table" w:default="1" w:styleId="TableNormal">
@@ -36916,6 +37615,15 @@
 </file>
 
 <file path=customXml/item1.xml><?xml version="1.0" encoding="utf-8"?>
+<?mso-contentType ?>
+<FormTemplates xmlns="http://schemas.microsoft.com/sharepoint/v3/contenttype/forms">
+  <Display>DocumentLibraryForm</Display>
+  <Edit>DocumentLibraryForm</Edit>
+  <New>DocumentLibraryForm</New>
+</FormTemplates>
+</file>
+
+<file path=customXml/item2.xml><?xml version="1.0" encoding="utf-8"?>
 <ct:contentTypeSchema xmlns:ct="http://schemas.microsoft.com/office/2006/metadata/contentType" xmlns:ma="http://schemas.microsoft.com/office/2006/metadata/properties/metaAttributes" ct:_="" ma:_="" ma:contentTypeName="Document" ma:contentTypeID="0x010100D02B2778EC6A0B47A66DDA0A29FDE136" ma:contentTypeVersion="3" ma:contentTypeDescription="Create a new document." ma:contentTypeScope="" ma:versionID="a54f932ad354191a5208b21976de4c5f">
   <xsd:schema xmlns:xsd="http://www.w3.org/2001/XMLSchema" xmlns:xs="http://www.w3.org/2001/XMLSchema" xmlns:p="http://schemas.microsoft.com/office/2006/metadata/properties" xmlns:ns2="81156011-d2ee-46ba-9314-fd0c182abcfe" targetNamespace="http://schemas.microsoft.com/office/2006/metadata/properties" ma:root="true" ma:fieldsID="d44883e9aeb4e4dc323bd6b1bbcf4587" ns2:_="">
     <xsd:import namespace="81156011-d2ee-46ba-9314-fd0c182abcfe"/>
@@ -37053,26 +37761,25 @@
 </ct:contentTypeSchema>
 </file>
 
-<file path=customXml/item2.xml><?xml version="1.0" encoding="utf-8"?>
-<?mso-contentType ?>
-<FormTemplates xmlns="http://schemas.microsoft.com/sharepoint/v3/contenttype/forms">
-  <Display>DocumentLibraryForm</Display>
-  <Edit>DocumentLibraryForm</Edit>
-  <New>DocumentLibraryForm</New>
-</FormTemplates>
+<file path=customXml/item3.xml><?xml version="1.0" encoding="utf-8"?>
+<b:Sources xmlns:b="http://schemas.openxmlformats.org/officeDocument/2006/bibliography" xmlns="http://schemas.openxmlformats.org/officeDocument/2006/bibliography" SelectedStyle="/APA.XSL" StyleName="APA"/>
 </file>
 
-<file path=customXml/item3.xml><?xml version="1.0" encoding="utf-8"?>
+<file path=customXml/item4.xml><?xml version="1.0" encoding="utf-8"?>
 <p:properties xmlns:p="http://schemas.microsoft.com/office/2006/metadata/properties" xmlns:xsi="http://www.w3.org/2001/XMLSchema-instance" xmlns:pc="http://schemas.microsoft.com/office/infopath/2007/PartnerControls">
   <documentManagement/>
 </p:properties>
 </file>
 
-<file path=customXml/item4.xml><?xml version="1.0" encoding="utf-8"?>
-<b:Sources xmlns:b="http://schemas.openxmlformats.org/officeDocument/2006/bibliography" xmlns="http://schemas.openxmlformats.org/officeDocument/2006/bibliography" SelectedStyle="/APA.XSL" StyleName="APA"/>
+<file path=customXml/itemProps1.xml><?xml version="1.0" encoding="utf-8"?>
+<ds:datastoreItem xmlns:ds="http://schemas.openxmlformats.org/officeDocument/2006/customXml" ds:itemID="{65D5CC14-641C-4897-9D2A-E8C01C949CDB}">
+  <ds:schemaRefs>
+    <ds:schemaRef ds:uri="http://schemas.microsoft.com/sharepoint/v3/contenttype/forms"/>
+  </ds:schemaRefs>
+</ds:datastoreItem>
 </file>
 
-<file path=customXml/itemProps1.xml><?xml version="1.0" encoding="utf-8"?>
+<file path=customXml/itemProps2.xml><?xml version="1.0" encoding="utf-8"?>
 <ds:datastoreItem xmlns:ds="http://schemas.openxmlformats.org/officeDocument/2006/customXml" ds:itemID="{88CD3C1D-6F7F-4F44-922C-5D7B68757069}">
   <ds:schemaRefs>
     <ds:schemaRef ds:uri="http://schemas.microsoft.com/office/2006/metadata/contentType"/>
@@ -37090,27 +37797,19 @@
 </ds:datastoreItem>
 </file>
 
-<file path=customXml/itemProps2.xml><?xml version="1.0" encoding="utf-8"?>
-<ds:datastoreItem xmlns:ds="http://schemas.openxmlformats.org/officeDocument/2006/customXml" ds:itemID="{65D5CC14-641C-4897-9D2A-E8C01C949CDB}">
+<file path=customXml/itemProps3.xml><?xml version="1.0" encoding="utf-8"?>
+<ds:datastoreItem xmlns:ds="http://schemas.openxmlformats.org/officeDocument/2006/customXml" ds:itemID="{EF278816-EC6F-A645-907D-7F25AECB1D4A}">
   <ds:schemaRefs>
-    <ds:schemaRef ds:uri="http://schemas.microsoft.com/sharepoint/v3/contenttype/forms"/>
+    <ds:schemaRef ds:uri="http://schemas.openxmlformats.org/officeDocument/2006/bibliography"/>
   </ds:schemaRefs>
 </ds:datastoreItem>
 </file>
 
-<file path=customXml/itemProps3.xml><?xml version="1.0" encoding="utf-8"?>
+<file path=customXml/itemProps4.xml><?xml version="1.0" encoding="utf-8"?>
 <ds:datastoreItem xmlns:ds="http://schemas.openxmlformats.org/officeDocument/2006/customXml" ds:itemID="{80593494-E2FF-4FF4-B07B-248CF10D52B7}">
   <ds:schemaRefs>
     <ds:schemaRef ds:uri="http://schemas.microsoft.com/office/2006/metadata/properties"/>
     <ds:schemaRef ds:uri="http://schemas.microsoft.com/office/infopath/2007/PartnerControls"/>
   </ds:schemaRefs>
 </ds:datastoreItem>
-</file>
-
-<file path=customXml/itemProps4.xml><?xml version="1.0" encoding="utf-8"?>
-<ds:datastoreItem xmlns:ds="http://schemas.openxmlformats.org/officeDocument/2006/customXml" ds:itemID="{EF278816-EC6F-A645-907D-7F25AECB1D4A}">
-  <ds:schemaRefs>
-    <ds:schemaRef ds:uri="http://schemas.openxmlformats.org/officeDocument/2006/bibliography"/>
-  </ds:schemaRefs>
-</ds:datastoreItem>
 </file>
--- a/Team03_PRJ566_NCC_SDS_S26_WK08_github.docx
+++ b/Team03_PRJ566_NCC_SDS_S26_WK08_github.docx
@@ -17720,13 +17720,14 @@
       <w:r>
         <w:rPr>
           <w:rFonts w:ascii="Times New Roman" w:hAnsi="Times New Roman" w:cs="Times New Roman"/>
+          <w:noProof/>
           <w:lang w:val="en-CA"/>
         </w:rPr>
         <w:drawing>
-          <wp:inline distT="0" distB="0" distL="0" distR="0" wp14:anchorId="77F4BE02" wp14:editId="2D9ED160">
-            <wp:extent cx="4525200" cy="5321300"/>
-            <wp:effectExtent l="0" t="0" r="8890" b="0"/>
-            <wp:docPr id="808595030" name="Picture 2"/>
+          <wp:inline distT="0" distB="0" distL="0" distR="0" wp14:anchorId="0DA34479" wp14:editId="53C06946">
+            <wp:extent cx="6492240" cy="4622800"/>
+            <wp:effectExtent l="0" t="0" r="3810" b="6350"/>
+            <wp:docPr id="1985768352" name="Picture 1"/>
             <wp:cNvGraphicFramePr>
               <a:graphicFrameLocks xmlns:a="http://schemas.openxmlformats.org/drawingml/2006/main" noChangeAspect="1"/>
             </wp:cNvGraphicFramePr>
@@ -17734,36 +17735,23 @@
               <a:graphicData uri="http://schemas.openxmlformats.org/drawingml/2006/picture">
                 <pic:pic xmlns:pic="http://schemas.openxmlformats.org/drawingml/2006/picture">
                   <pic:nvPicPr>
-                    <pic:cNvPr id="0" name="Picture 7"/>
-                    <pic:cNvPicPr>
-                      <a:picLocks noChangeAspect="1" noChangeArrowheads="1"/>
-                    </pic:cNvPicPr>
+                    <pic:cNvPr id="1985768352" name="Picture 1985768352"/>
+                    <pic:cNvPicPr/>
                   </pic:nvPicPr>
                   <pic:blipFill>
-                    <a:blip r:embed="rId15">
-                      <a:extLst>
-                        <a:ext uri="{28A0092B-C50C-407E-A947-70E740481C1C}">
-                          <a14:useLocalDpi xmlns:a14="http://schemas.microsoft.com/office/drawing/2010/main" val="0"/>
-                        </a:ext>
-                      </a:extLst>
-                    </a:blip>
-                    <a:srcRect/>
+                    <a:blip r:embed="rId15"/>
                     <a:stretch>
                       <a:fillRect/>
                     </a:stretch>
                   </pic:blipFill>
-                  <pic:spPr bwMode="auto">
+                  <pic:spPr>
                     <a:xfrm>
                       <a:off x="0" y="0"/>
-                      <a:ext cx="4532943" cy="5330406"/>
+                      <a:ext cx="6492240" cy="4622800"/>
                     </a:xfrm>
                     <a:prstGeom prst="rect">
                       <a:avLst/>
                     </a:prstGeom>
-                    <a:noFill/>
-                    <a:ln>
-                      <a:noFill/>
-                    </a:ln>
                   </pic:spPr>
                 </pic:pic>
               </a:graphicData>
@@ -18238,7 +18226,6 @@
               <w:rPr>
                 <w:rFonts w:ascii="Times New Roman" w:hAnsi="Times New Roman" w:cs="Times New Roman"/>
               </w:rPr>
-              <w:lastRenderedPageBreak/>
               <w:t>FinancialReport</w:t>
             </w:r>
             <w:proofErr w:type="spellEnd"/>
@@ -18314,6 +18301,7 @@
         <w:rPr>
           <w:rFonts w:ascii="Times New Roman" w:hAnsi="Times New Roman" w:cs="Times New Roman"/>
         </w:rPr>
+        <w:lastRenderedPageBreak/>
         <w:t>5.2 RDBMS Design: Data Dictionary</w:t>
       </w:r>
       <w:bookmarkEnd w:id="30"/>
@@ -20230,7 +20218,6 @@
               </w:rPr>
             </w:pPr>
             <w:r>
-              <w:lastRenderedPageBreak/>
               <w:t>Budgets</w:t>
             </w:r>
           </w:p>
@@ -20307,6 +20294,7 @@
               <w:rPr>
                 <w:rStyle w:val="Strong"/>
               </w:rPr>
+              <w:lastRenderedPageBreak/>
               <w:t>FinancialReports</w:t>
             </w:r>
             <w:proofErr w:type="spellEnd"/>
@@ -26454,6 +26442,7 @@
   <w:style w:type="character" w:default="1" w:styleId="DefaultParagraphFont">
     <w:name w:val="Default Paragraph Font"/>
     <w:uiPriority w:val="1"/>
+    <w:semiHidden/>
     <w:unhideWhenUsed/>
   </w:style>
   <w:style w:type="table" w:default="1" w:styleId="TableNormal">
@@ -37615,15 +37604,6 @@
 </file>
 
 <file path=customXml/item1.xml><?xml version="1.0" encoding="utf-8"?>
-<?mso-contentType ?>
-<FormTemplates xmlns="http://schemas.microsoft.com/sharepoint/v3/contenttype/forms">
-  <Display>DocumentLibraryForm</Display>
-  <Edit>DocumentLibraryForm</Edit>
-  <New>DocumentLibraryForm</New>
-</FormTemplates>
-</file>
-
-<file path=customXml/item2.xml><?xml version="1.0" encoding="utf-8"?>
 <ct:contentTypeSchema xmlns:ct="http://schemas.microsoft.com/office/2006/metadata/contentType" xmlns:ma="http://schemas.microsoft.com/office/2006/metadata/properties/metaAttributes" ct:_="" ma:_="" ma:contentTypeName="Document" ma:contentTypeID="0x010100D02B2778EC6A0B47A66DDA0A29FDE136" ma:contentTypeVersion="3" ma:contentTypeDescription="Create a new document." ma:contentTypeScope="" ma:versionID="a54f932ad354191a5208b21976de4c5f">
   <xsd:schema xmlns:xsd="http://www.w3.org/2001/XMLSchema" xmlns:xs="http://www.w3.org/2001/XMLSchema" xmlns:p="http://schemas.microsoft.com/office/2006/metadata/properties" xmlns:ns2="81156011-d2ee-46ba-9314-fd0c182abcfe" targetNamespace="http://schemas.microsoft.com/office/2006/metadata/properties" ma:root="true" ma:fieldsID="d44883e9aeb4e4dc323bd6b1bbcf4587" ns2:_="">
     <xsd:import namespace="81156011-d2ee-46ba-9314-fd0c182abcfe"/>
@@ -37761,25 +37741,26 @@
 </ct:contentTypeSchema>
 </file>
 
-<file path=customXml/item3.xml><?xml version="1.0" encoding="utf-8"?>
-<b:Sources xmlns:b="http://schemas.openxmlformats.org/officeDocument/2006/bibliography" xmlns="http://schemas.openxmlformats.org/officeDocument/2006/bibliography" SelectedStyle="/APA.XSL" StyleName="APA"/>
+<file path=customXml/item2.xml><?xml version="1.0" encoding="utf-8"?>
+<?mso-contentType ?>
+<FormTemplates xmlns="http://schemas.microsoft.com/sharepoint/v3/contenttype/forms">
+  <Display>DocumentLibraryForm</Display>
+  <Edit>DocumentLibraryForm</Edit>
+  <New>DocumentLibraryForm</New>
+</FormTemplates>
 </file>
 
-<file path=customXml/item4.xml><?xml version="1.0" encoding="utf-8"?>
+<file path=customXml/item3.xml><?xml version="1.0" encoding="utf-8"?>
 <p:properties xmlns:p="http://schemas.microsoft.com/office/2006/metadata/properties" xmlns:xsi="http://www.w3.org/2001/XMLSchema-instance" xmlns:pc="http://schemas.microsoft.com/office/infopath/2007/PartnerControls">
   <documentManagement/>
 </p:properties>
 </file>
 
-<file path=customXml/itemProps1.xml><?xml version="1.0" encoding="utf-8"?>
-<ds:datastoreItem xmlns:ds="http://schemas.openxmlformats.org/officeDocument/2006/customXml" ds:itemID="{65D5CC14-641C-4897-9D2A-E8C01C949CDB}">
-  <ds:schemaRefs>
-    <ds:schemaRef ds:uri="http://schemas.microsoft.com/sharepoint/v3/contenttype/forms"/>
-  </ds:schemaRefs>
-</ds:datastoreItem>
+<file path=customXml/item4.xml><?xml version="1.0" encoding="utf-8"?>
+<b:Sources xmlns:b="http://schemas.openxmlformats.org/officeDocument/2006/bibliography" xmlns="http://schemas.openxmlformats.org/officeDocument/2006/bibliography" SelectedStyle="/APA.XSL" StyleName="APA"/>
 </file>
 
-<file path=customXml/itemProps2.xml><?xml version="1.0" encoding="utf-8"?>
+<file path=customXml/itemProps1.xml><?xml version="1.0" encoding="utf-8"?>
 <ds:datastoreItem xmlns:ds="http://schemas.openxmlformats.org/officeDocument/2006/customXml" ds:itemID="{88CD3C1D-6F7F-4F44-922C-5D7B68757069}">
   <ds:schemaRefs>
     <ds:schemaRef ds:uri="http://schemas.microsoft.com/office/2006/metadata/contentType"/>
@@ -37797,19 +37778,27 @@
 </ds:datastoreItem>
 </file>
 
-<file path=customXml/itemProps3.xml><?xml version="1.0" encoding="utf-8"?>
-<ds:datastoreItem xmlns:ds="http://schemas.openxmlformats.org/officeDocument/2006/customXml" ds:itemID="{EF278816-EC6F-A645-907D-7F25AECB1D4A}">
+<file path=customXml/itemProps2.xml><?xml version="1.0" encoding="utf-8"?>
+<ds:datastoreItem xmlns:ds="http://schemas.openxmlformats.org/officeDocument/2006/customXml" ds:itemID="{65D5CC14-641C-4897-9D2A-E8C01C949CDB}">
   <ds:schemaRefs>
-    <ds:schemaRef ds:uri="http://schemas.openxmlformats.org/officeDocument/2006/bibliography"/>
+    <ds:schemaRef ds:uri="http://schemas.microsoft.com/sharepoint/v3/contenttype/forms"/>
   </ds:schemaRefs>
 </ds:datastoreItem>
 </file>
 
-<file path=customXml/itemProps4.xml><?xml version="1.0" encoding="utf-8"?>
+<file path=customXml/itemProps3.xml><?xml version="1.0" encoding="utf-8"?>
 <ds:datastoreItem xmlns:ds="http://schemas.openxmlformats.org/officeDocument/2006/customXml" ds:itemID="{80593494-E2FF-4FF4-B07B-248CF10D52B7}">
   <ds:schemaRefs>
     <ds:schemaRef ds:uri="http://schemas.microsoft.com/office/2006/metadata/properties"/>
     <ds:schemaRef ds:uri="http://schemas.microsoft.com/office/infopath/2007/PartnerControls"/>
   </ds:schemaRefs>
 </ds:datastoreItem>
+</file>
+
+<file path=customXml/itemProps4.xml><?xml version="1.0" encoding="utf-8"?>
+<ds:datastoreItem xmlns:ds="http://schemas.openxmlformats.org/officeDocument/2006/customXml" ds:itemID="{EF278816-EC6F-A645-907D-7F25AECB1D4A}">
+  <ds:schemaRefs>
+    <ds:schemaRef ds:uri="http://schemas.openxmlformats.org/officeDocument/2006/bibliography"/>
+  </ds:schemaRefs>
+</ds:datastoreItem>
 </file>